--- a/docs/TCC_II_metodologia_resultados_revisao_2026-10-26_figuras.docx
+++ b/docs/TCC_II_metodologia_resultados_revisao_2026-10-26_figuras.docx
@@ -125,6 +125,11 @@
           <w:lang w:val="pt-BR"/>
         </w:rPr>
         <w:t xml:space="preserve">O recorte foi definido por códigos da Nomenclatura Comum do Mercosul (NCM). Uma análise exploratória identificou 397 emissores candidatos por padrões textuais associados a supermercados e redes varejistas. Entre esses emissores, os dez com mais linhas de itens foram utilizados como referência para examinar os códigos presentes nas compras. Foram observados </w:t>
+      </w:r>
+      <w:r>
+        <w:rPr>
+          <w:lang w:val="pt-BR"/>
+        </w:rPr>
         <w:lastRenderedPageBreak/>
         <w:t>453 NCMs distintos, dos quais foram mantidos aqueles com pelo menos cinco ocorrências. A lista resultante reuniu 241 códigos completos de oito dígitos.</w:t>
       </w:r>
@@ -2889,6 +2894,11 @@
           <w:lang w:val="pt-BR"/>
         </w:rPr>
         <w:t xml:space="preserve">Além da descrição normalizada, foram preparadas variantes com tratamento de abreviações e unidades, padronização do espaçamento entre números e unidades e </w:t>
+      </w:r>
+      <w:r>
+        <w:rPr>
+          <w:lang w:val="pt-BR"/>
+        </w:rPr>
         <w:lastRenderedPageBreak/>
         <w:t>mascaramento de números. Nos experimentos de agrupamento aqui comparados, a entrada foi a descrição normalizada com remoção de stopwords. As variantes não foram tratadas como fatores adicionais da comparação.</w:t>
       </w:r>
@@ -3011,6 +3021,11 @@
           <w:lang w:val="pt-BR"/>
         </w:rPr>
         <w:t xml:space="preserve">Para investigar relações além da coincidência literal de termos, foi utilizado o modelo pré-treinado sentence-transformers/paraphrase-multilingual-mpnet-base-v2, por meio da biblioteca Sentence Transformers. Cada descrição foi convertida em um vetor denso de 768 </w:t>
+      </w:r>
+      <w:r>
+        <w:rPr>
+          <w:lang w:val="pt-BR"/>
+        </w:rPr>
         <w:lastRenderedPageBreak/>
         <w:t>dimensões, com normalização L2. A codificação foi realizada em lotes de 64 descrições, sem ajuste fino do modelo com os dados fiscais.</w:t>
       </w:r>
@@ -3072,7 +3087,7 @@
         <w:rPr>
           <w:lang w:val="pt-BR"/>
         </w:rPr>
-        <w:t xml:space="preserve">O bloco TF-IDF foi multiplicado pela raiz quadrada de alpha, e o bloco dos embeddings pela raiz quadrada da diferença entre um e alpha. Como cada bloco foi normalizado antes dessa ponderação, a similaridade cosseno entre duas descrições na representação híbrida corresponde a uma média ponderada das similaridades obtidas em cada representação: alpha multiplica a similaridade TF-IDF, e a diferença entre um e alpha multiplica a similaridade dos embeddings. Assim, alpha define a participação da coincidência de termos na comparação entre as descrições. Na execução considerada, alpha foi fixado em 0,2; portanto, 20% da similaridade provém do TF-IDF e 80% dos embeddings. Quando uma descrição não possui atributos TF-IDF, sua similaridade com as demais passa a ser determinada somente pelos embeddings. Esse parâmetro controla a ponderação dos blocos da representação; ele é distinto dos pesos utilizados no ranking das configurações. As quarenta configurações TF-IDF foram combinadas com os embeddings e utilizadas em experimentos com HDBSCAN.</w:t>
+        <w:t>O bloco TF-IDF foi multiplicado pela raiz quadrada de alpha, e o bloco dos embeddings pela raiz quadrada da diferença entre um e alpha. Como cada bloco foi normalizado antes dessa ponderação, a similaridade cosseno entre duas descrições na representação híbrida corresponde a uma média ponderada das similaridades obtidas em cada representação: alpha multiplica a similaridade TF-IDF, e a diferença entre um e alpha multiplica a similaridade dos embeddings. Assim, alpha define a participação da coincidência de termos na comparação entre as descrições. Na execução considerada, alpha foi fixado em 0,2; portanto, 20% da similaridade provém do TF-IDF e 80% dos embeddings. Quando uma descrição não possui atributos TF-IDF, sua similaridade com as demais passa a ser determinada somente pelos embeddings. Esse parâmetro controla a ponderação dos blocos da representação; ele é distinto dos pesos utilizados no ranking das configurações. As quarenta configurações TF-IDF foram combinadas com os embeddings e utilizadas em experimentos com HDBSCAN.</w:t>
       </w:r>
       <w:commentRangeEnd w:id="0"/>
       <w:r>
@@ -3113,7 +3128,14 @@
         <w:rPr>
           <w:lang w:val="pt-BR"/>
         </w:rPr>
-        <w:t>Os experimentos combinaram formas de representação textual com algoritmos de agrupamento. As representações TF-IDF e os embeddings MPNet foram avaliados com K-Means, DBSCAN e HDBSCAN, enquanto a representação híbrida foi avaliada com HDBSCAN. Cada combinação foi executada em um notebook próprio, com o mesmo conjunto de descrições e os mesmos critérios de avaliação. Para manter uma base comum de comparação, foram selecionadas 20.000 descrições distintas do conjunto preparado. A amostragem utilizou semente aleatória 42, e as descrições selecionadas foram ordenadas antes do ajuste. Essa padronização permitiu comparar as alternativas sem introduzir diferenças decorrentes da seleção de descrições.</w:t>
+        <w:t xml:space="preserve">Os experimentos combinaram formas de representação textual com algoritmos de agrupamento. As representações TF-IDF e os embeddings MPNet foram avaliados com K-Means, DBSCAN e HDBSCAN, enquanto a representação híbrida foi avaliada com HDBSCAN. Cada combinação foi executada em um notebook próprio, com o mesmo conjunto de descrições e os mesmos critérios de avaliação. Para manter uma base comum de comparação, foram selecionadas 20.000 descrições distintas do conjunto preparado. A amostragem utilizou semente aleatória 42, e as descrições selecionadas foram ordenadas antes do ajuste. Essa </w:t>
+      </w:r>
+      <w:r>
+        <w:rPr>
+          <w:lang w:val="pt-BR"/>
+        </w:rPr>
+        <w:lastRenderedPageBreak/>
+        <w:t>padronização permitiu comparar as alternativas sem introduzir diferenças decorrentes da seleção de descrições.</w:t>
       </w:r>
       <w:commentRangeEnd w:id="1"/>
       <w:r>
@@ -3166,7 +3188,6 @@
         <w:rPr>
           <w:lang w:val="pt-BR"/>
         </w:rPr>
-        <w:lastRenderedPageBreak/>
         <w:t>Tabela 3 - Organização das execuções dos experimentos de agrupamento</w:t>
       </w:r>
     </w:p>
@@ -4399,7 +4420,14 @@
         <w:rPr>
           <w:lang w:val="pt-BR"/>
         </w:rPr>
-        <w:t>O K-Means foi utilizado como abordagem inicial para agrupar as descrições por proximidade a centroides. Foram avaliadas as quantidades de 20, 50, 100 e 200 clusters, tanto com TF-IDF quanto com embeddings. O ajuste utilizou semente 42, dez inicializações, limite de 300 iterações e o algoritmo de Lloyd.</w:t>
+        <w:t xml:space="preserve">O K-Means foi utilizado como abordagem inicial para agrupar as descrições por proximidade a centroides. Foram avaliadas as quantidades de 20, 50, 100 e 200 clusters, tanto </w:t>
+      </w:r>
+      <w:r>
+        <w:rPr>
+          <w:lang w:val="pt-BR"/>
+        </w:rPr>
+        <w:lastRenderedPageBreak/>
+        <w:t>com TF-IDF quanto com embeddings. O ajuste utilizou semente 42, dez inicializações, limite de 300 iterações e o algoritmo de Lloyd.</w:t>
       </w:r>
     </w:p>
     <w:p>
@@ -4427,111 +4455,110 @@
         <w:rPr>
           <w:lang w:val="pt-BR"/>
         </w:rPr>
-        <w:t xml:space="preserve">Como o K-Means atribui todas as observações a algum centroide, não há identificação de ruído como parte de seu funcionamento. Nesse caso, a cobertura representa uma propriedade </w:t>
+        <w:t>Como o K-Means atribui todas as observações a algum centroide, não há identificação de ruído como parte de seu funcionamento. Nesse caso, a cobertura representa uma propriedade da atribuição, sem estabelecer que todas as descrições tenham sido agrupadas de forma semanticamente adequada.</w:t>
+      </w:r>
+    </w:p>
+    <w:p>
+      <w:pPr>
+        <w:pStyle w:val="Heading2"/>
+        <w:rPr>
+          <w:rFonts w:eastAsia="Times New Roman"/>
+          <w:lang w:val="pt-BR"/>
+        </w:rPr>
+      </w:pPr>
+      <w:r>
+        <w:rPr>
+          <w:rFonts w:eastAsia="Times New Roman"/>
+          <w:lang w:val="pt-BR"/>
+        </w:rPr>
+        <w:t>4.6 Agrupamento com DBSCAN</w:t>
+      </w:r>
+    </w:p>
+    <w:p>
+      <w:pPr>
+        <w:pStyle w:val="NormalWeb"/>
+        <w:rPr>
+          <w:lang w:val="pt-BR"/>
+        </w:rPr>
+      </w:pPr>
+      <w:r>
+        <w:rPr>
+          <w:lang w:val="pt-BR"/>
+        </w:rPr>
+        <w:t>O DBSCAN foi examinado como alternativa baseada em densidade, capaz de identificar agrupamentos sem fixar antecipadamente sua quantidade e de manter observações sem atribuição a um cluster (Ester et al., 1996). Foram realizados experimentos com as representações TF-IDF e com os embeddings do modelo multilíngue.</w:t>
+      </w:r>
+    </w:p>
+    <w:p>
+      <w:pPr>
+        <w:pStyle w:val="NormalWeb"/>
+        <w:rPr>
+          <w:lang w:val="pt-BR"/>
+        </w:rPr>
+      </w:pPr>
+      <w:r>
+        <w:rPr>
+          <w:lang w:val="pt-BR"/>
+        </w:rPr>
+        <w:t>O raio de vizinhança, eps, foi avaliado nos valores 0,01; 0,02; 0,025; 0,03; 0,035; 0,04; 0,05; 0,07; 0,1; 0,5 e 1,0. O parâmetro min_samples foi testado com 2, 3, 5, 7, 10, 20, 30 e 100 observações. As onze opções de raio e as oito de densidade mínima formaram 88 combinações para cada representação.</w:t>
+      </w:r>
+    </w:p>
+    <w:p>
+      <w:pPr>
+        <w:pStyle w:val="NormalWeb"/>
+        <w:rPr>
+          <w:lang w:val="pt-BR"/>
+        </w:rPr>
+      </w:pPr>
+      <w:r>
+        <w:rPr>
+          <w:lang w:val="pt-BR"/>
+        </w:rPr>
+        <w:t>O agrupamento utilizou distância cosseno, busca por força bruta e um processo de execução. No caso do TF-IDF, o cruzamento com as quarenta representações resultou em 3.520 combinações. Com os embeddings, foram avaliadas 88 combinações. Os rótulos de ruído foram preservados nos arquivos de atribuições para permitir a análise conjunta da separação dos grupos e da parcela de descrições não agrupadas.</w:t>
+      </w:r>
+    </w:p>
+    <w:p>
+      <w:pPr>
+        <w:pStyle w:val="Heading2"/>
+        <w:rPr>
+          <w:rFonts w:eastAsia="Times New Roman"/>
+          <w:lang w:val="pt-BR"/>
+        </w:rPr>
+      </w:pPr>
+      <w:r>
+        <w:rPr>
+          <w:rFonts w:eastAsia="Times New Roman"/>
+          <w:lang w:val="pt-BR"/>
+        </w:rPr>
+        <w:t>4.7 Visualização dos dados e dos agrupamentos</w:t>
+      </w:r>
+    </w:p>
+    <w:p>
+      <w:pPr>
+        <w:pStyle w:val="NormalWeb"/>
+        <w:rPr>
+          <w:lang w:val="pt-BR"/>
+        </w:rPr>
+      </w:pPr>
+      <w:r>
+        <w:rPr>
+          <w:lang w:val="pt-BR"/>
+        </w:rPr>
+        <w:t>A inspeção dos dados foi apoiada por projeções t-SNE em duas e três dimensões. A técnica foi empregada para observar relações locais entre as descrições e visualizar as atribuições produzidas pelos algoritmos. Conforme Van der Maaten e Hinton (2008), o t-SNE busca representar relações de vizinhança em um espaço de menor dimensionalidade.</w:t>
+      </w:r>
+    </w:p>
+    <w:p>
+      <w:pPr>
+        <w:pStyle w:val="NormalWeb"/>
+        <w:rPr>
+          <w:lang w:val="pt-BR"/>
+        </w:rPr>
+      </w:pPr>
+      <w:commentRangeStart w:id="2"/>
+      <w:r>
+        <w:rPr>
+          <w:lang w:val="pt-BR"/>
+        </w:rPr>
         <w:lastRenderedPageBreak/>
-        <w:t>da atribuição, sem estabelecer que todas as descrições tenham sido agrupadas de forma semanticamente adequada.</w:t>
-      </w:r>
-    </w:p>
-    <w:p>
-      <w:pPr>
-        <w:pStyle w:val="Heading2"/>
-        <w:rPr>
-          <w:rFonts w:eastAsia="Times New Roman"/>
-          <w:lang w:val="pt-BR"/>
-        </w:rPr>
-      </w:pPr>
-      <w:r>
-        <w:rPr>
-          <w:rFonts w:eastAsia="Times New Roman"/>
-          <w:lang w:val="pt-BR"/>
-        </w:rPr>
-        <w:t>4.6 Agrupamento com DBSCAN</w:t>
-      </w:r>
-    </w:p>
-    <w:p>
-      <w:pPr>
-        <w:pStyle w:val="NormalWeb"/>
-        <w:rPr>
-          <w:lang w:val="pt-BR"/>
-        </w:rPr>
-      </w:pPr>
-      <w:r>
-        <w:rPr>
-          <w:lang w:val="pt-BR"/>
-        </w:rPr>
-        <w:t>O DBSCAN foi examinado como alternativa baseada em densidade, capaz de identificar agrupamentos sem fixar antecipadamente sua quantidade e de manter observações sem atribuição a um cluster (Ester et al., 1996). Foram realizados experimentos com as representações TF-IDF e com os embeddings do modelo multilíngue.</w:t>
-      </w:r>
-    </w:p>
-    <w:p>
-      <w:pPr>
-        <w:pStyle w:val="NormalWeb"/>
-        <w:rPr>
-          <w:lang w:val="pt-BR"/>
-        </w:rPr>
-      </w:pPr>
-      <w:r>
-        <w:rPr>
-          <w:lang w:val="pt-BR"/>
-        </w:rPr>
-        <w:t>O raio de vizinhança, eps, foi avaliado nos valores 0,01; 0,02; 0,025; 0,03; 0,035; 0,04; 0,05; 0,07; 0,1; 0,5 e 1,0. O parâmetro min_samples foi testado com 2, 3, 5, 7, 10, 20, 30 e 100 observações. As onze opções de raio e as oito de densidade mínima formaram 88 combinações para cada representação.</w:t>
-      </w:r>
-    </w:p>
-    <w:p>
-      <w:pPr>
-        <w:pStyle w:val="NormalWeb"/>
-        <w:rPr>
-          <w:lang w:val="pt-BR"/>
-        </w:rPr>
-      </w:pPr>
-      <w:r>
-        <w:rPr>
-          <w:lang w:val="pt-BR"/>
-        </w:rPr>
-        <w:t>O agrupamento utilizou distância cosseno, busca por força bruta e um processo de execução. No caso do TF-IDF, o cruzamento com as quarenta representações resultou em 3.520 combinações. Com os embeddings, foram avaliadas 88 combinações. Os rótulos de ruído foram preservados nos arquivos de atribuições para permitir a análise conjunta da separação dos grupos e da parcela de descrições não agrupadas.</w:t>
-      </w:r>
-    </w:p>
-    <w:p>
-      <w:pPr>
-        <w:pStyle w:val="Heading2"/>
-        <w:rPr>
-          <w:rFonts w:eastAsia="Times New Roman"/>
-          <w:lang w:val="pt-BR"/>
-        </w:rPr>
-      </w:pPr>
-      <w:r>
-        <w:rPr>
-          <w:rFonts w:eastAsia="Times New Roman"/>
-          <w:lang w:val="pt-BR"/>
-        </w:rPr>
-        <w:t>4.7 Visualização dos dados e dos agrupamentos</w:t>
-      </w:r>
-    </w:p>
-    <w:p>
-      <w:pPr>
-        <w:pStyle w:val="NormalWeb"/>
-        <w:rPr>
-          <w:lang w:val="pt-BR"/>
-        </w:rPr>
-      </w:pPr>
-      <w:r>
-        <w:rPr>
-          <w:lang w:val="pt-BR"/>
-        </w:rPr>
-        <w:t>A inspeção dos dados foi apoiada por projeções t-SNE em duas e três dimensões. A técnica foi empregada para observar relações locais entre as descrições e visualizar as atribuições produzidas pelos algoritmos. Conforme Van der Maaten e Hinton (2008), o t-SNE busca representar relações de vizinhança em um espaço de menor dimensionalidade.</w:t>
-      </w:r>
-    </w:p>
-    <w:p>
-      <w:pPr>
-        <w:pStyle w:val="NormalWeb"/>
-        <w:rPr>
-          <w:lang w:val="pt-BR"/>
-        </w:rPr>
-      </w:pPr>
-      <w:commentRangeStart w:id="2"/>
-      <w:r>
-        <w:rPr>
-          <w:lang w:val="pt-BR"/>
-        </w:rPr>
         <w:t>Para a visualização, foi sorteada uma amostra de até 5.000 descrições, com semente 42, de modo a manter o cálculo viável. Como as representações possuem centenas ou milhares de dimensões, os vetores foram inicialmente reduzidos a 50 dimensões com a técnica TruncatedSVD, que preserva as principais direções de variação dos dados e torna o t-SNE mais rápido e estável. Em seguida, o t-SNE posicionou as descrições em duas e três dimensões, procurando manter próximas aquelas que eram vizinhas no espaço original. A perplexidade, fixada em 30, corresponde aproximadamente à quantidade de vizinhos considerada para cada ponto; os demais parâmetros seguiram os valores padrão da biblioteca scikit-learn. Foram produzidos gráficos bidimensionais e visualizações tridimensionais interativas.</w:t>
       </w:r>
       <w:commentRangeEnd w:id="2"/>
@@ -4606,8 +4633,66 @@
           <w:rFonts w:eastAsia="Times New Roman"/>
           <w:lang w:val="pt-BR"/>
         </w:rPr>
+        <w:t>4.8 Agrupamento com HDBSCAN</w:t>
+      </w:r>
+    </w:p>
+    <w:p>
+      <w:pPr>
+        <w:pStyle w:val="NormalWeb"/>
+        <w:rPr>
+          <w:lang w:val="pt-BR"/>
+        </w:rPr>
+      </w:pPr>
+      <w:r>
+        <w:rPr>
+          <w:lang w:val="pt-BR"/>
+        </w:rPr>
+        <w:t>O HDBSCAN foi avaliado como outra estratégia de agrupamento por densidade. Sua abordagem examina a estrutura dos dados em diferentes escalas e seleciona grupos a partir da hierarquia de densidade (Campello, Moulavi e Sander, 2013). Foram realizados experimentos com TF-IDF, com embeddings e com a representação híbrida.</w:t>
+      </w:r>
+    </w:p>
+    <w:p>
+      <w:pPr>
+        <w:pStyle w:val="NormalWeb"/>
+        <w:rPr>
+          <w:lang w:val="pt-BR"/>
+        </w:rPr>
+      </w:pPr>
+      <w:r>
+        <w:rPr>
+          <w:lang w:val="pt-BR"/>
+        </w:rPr>
+        <w:t>O tamanho mínimo dos clusters, min_cluster_size, foi testado nos valores 2, 5, 10 e 20. Para min_samples, foram utilizados o valor padrão, representado por None, e os valores 2, 5 e 10. Foi mantido o método de seleção de clusters eom, correspondente ao critério de excesso de massa. Na implementação do scikit-learn, None faz min_samples assumir o valor de min_cluster_size (Scikit-learn Developers, 2026b).</w:t>
+      </w:r>
+    </w:p>
+    <w:p>
+      <w:pPr>
+        <w:pStyle w:val="NormalWeb"/>
+        <w:rPr>
+          <w:lang w:val="pt-BR"/>
+        </w:rPr>
+      </w:pPr>
+      <w:r>
+        <w:rPr>
+          <w:lang w:val="pt-BR"/>
+        </w:rPr>
+        <w:t>As dezesseis combinações de parâmetros foram aplicadas a cada representação. Assim, foram avaliadas 640 combinações com TF-IDF, dezesseis com os embeddings e 640 com a representação híbrida. Foi utilizada distância cosseno e busca por força bruta. Na execução híbrida, as distâncias cosseno foram pré-calculadas e reutilizadas entre as configurações do HDBSCAN que compartilhavam a representação, preservando a distância utilizada no agrupamento.</w:t>
+      </w:r>
+    </w:p>
+    <w:p>
+      <w:pPr>
+        <w:pStyle w:val="Heading2"/>
+        <w:rPr>
+          <w:rFonts w:eastAsia="Times New Roman"/>
+          <w:lang w:val="pt-BR"/>
+        </w:rPr>
+      </w:pPr>
+      <w:r>
+        <w:rPr>
+          <w:rFonts w:eastAsia="Times New Roman"/>
+          <w:lang w:val="pt-BR"/>
+        </w:rPr>
         <w:lastRenderedPageBreak/>
-        <w:t>4.8 Agrupamento com HDBSCAN</w:t>
+        <w:t>4.9 Critérios de avaliação e inspeção dos agrupamentos</w:t>
       </w:r>
     </w:p>
     <w:p>
@@ -4621,7 +4706,7 @@
         <w:rPr>
           <w:lang w:val="pt-BR"/>
         </w:rPr>
-        <w:t>O HDBSCAN foi avaliado como outra estratégia de agrupamento por densidade. Sua abordagem examina a estrutura dos dados em diferentes escalas e seleciona grupos a partir da hierarquia de densidade (Campello, Moulavi e Sander, 2013). Foram realizados experimentos com TF-IDF, com embeddings e com a representação híbrida.</w:t>
+        <w:t>A avaliação quantitativa considerou o coeficiente de silhueta com distância cosseno, a proporção de ruído, a cobertura e a quantidade de clusters efetivamente formados. Para a silhueta, foi definida uma amostra base fixa de até 20.000 descrições, com semente 42. Como os ajustes utilizaram 20.000 descrições, a base de avaliação correspondeu ao conjunto de agrupamento. Nos métodos de densidade, os itens identificados como ruído foram excluídos após a definição dessa base, e a quantidade efetivamente avaliada foi registrada.</w:t>
       </w:r>
     </w:p>
     <w:p>
@@ -4635,7 +4720,7 @@
         <w:rPr>
           <w:lang w:val="pt-BR"/>
         </w:rPr>
-        <w:t>O tamanho mínimo dos clusters, min_cluster_size, foi testado nos valores 2, 5, 10 e 20. Para min_samples, foram utilizados o valor padrão, representado por None, e os valores 2, 5 e 10. Foi mantido o método de seleção de clusters eom, correspondente ao critério de excesso de massa. Na implementação do scikit-learn, None faz min_samples assumir o valor de min_cluster_size (Scikit-learn Developers, 2026b).</w:t>
+        <w:t>A silhueta foi calculada apenas quando havia pelo menos dois clusters e um número de clusters inferior à quantidade de observações avaliadas. Valores indefinidos foram preservados como ausentes. A proporção de ruído correspondeu à fração das 20.000 descrições sem cluster, e a cobertura foi definida como sua medida complementar. Essas medidas descrevem descrições distintas; elas não representam diretamente a proporção de linhas de notas fiscais cobertas, pois as frequências não ponderaram a avaliação.</w:t>
       </w:r>
     </w:p>
     <w:p>
@@ -4649,7 +4734,35 @@
         <w:rPr>
           <w:lang w:val="pt-BR"/>
         </w:rPr>
-        <w:t>As dezesseis combinações de parâmetros foram aplicadas a cada representação. Assim, foram avaliadas 640 combinações com TF-IDF, dezesseis com os embeddings e 640 com a representação híbrida. Foi utilizada distância cosseno e busca por força bruta. Na execução híbrida, as distâncias cosseno foram pré-calculadas e reutilizadas entre as configurações do HDBSCAN que compartilhavam a representação, preservando a distância utilizada no agrupamento.</w:t>
+        <w:t>Para organizar a inspeção, foi definido um ranking que admitiu configurações com silhueta calculável e entre dez e mil clusters, excluído o ruído. O limite mínimo de dez foi adotado como critério operacional do trabalho, pois uma quantidade menor foi considerada excessivamente abrangente para o nível de organização pretendido. O limite superior restringiu a triagem de soluções muito fragmentadas.</w:t>
+      </w:r>
+    </w:p>
+    <w:p>
+      <w:pPr>
+        <w:pStyle w:val="NormalWeb"/>
+        <w:rPr>
+          <w:lang w:val="pt-BR"/>
+        </w:rPr>
+      </w:pPr>
+      <w:r>
+        <w:rPr>
+          <w:lang w:val="pt-BR"/>
+        </w:rPr>
+        <w:t>A pontuação combinou a silhueta reescalada para o intervalo de zero a um com a cobertura. A transformação consistiu em somar um à silhueta e dividir o resultado por dois. Em seguida, essa medida recebeu peso 0,75, e a cobertura recebeu peso 0,25. Os pesos foram definidos pelo autor para priorizar a separação dos agrupamentos, mantendo a parcela de descrições agrupadas como critério complementar.</w:t>
+      </w:r>
+    </w:p>
+    <w:p>
+      <w:pPr>
+        <w:pStyle w:val="NormalWeb"/>
+        <w:rPr>
+          <w:lang w:val="pt-BR"/>
+        </w:rPr>
+      </w:pPr>
+      <w:r>
+        <w:rPr>
+          <w:lang w:val="pt-BR"/>
+        </w:rPr>
+        <w:t>O ranking serviu para organizar os resultados, sem determinar automaticamente a escolha da configuração de interesse. A quantidade de clusters e sua possibilidade de interpretação também foram consideradas. A inspeção qualitativa foi realizada no Microsoft Excel, com a abertura dos arquivos de assignments e a utilização de tabelas dinâmicas para examinar as descrições reunidas em cada agrupamento.</w:t>
       </w:r>
     </w:p>
     <w:p>
@@ -4665,7 +4778,7 @@
           <w:rFonts w:eastAsia="Times New Roman"/>
           <w:lang w:val="pt-BR"/>
         </w:rPr>
-        <w:t>4.9 Critérios de avaliação e inspeção dos agrupamentos</w:t>
+        <w:t>4.10 Protótipo de consulta de novas descrições</w:t>
       </w:r>
     </w:p>
     <w:p>
@@ -4679,7 +4792,14 @@
         <w:rPr>
           <w:lang w:val="pt-BR"/>
         </w:rPr>
-        <w:t>A avaliação quantitativa considerou o coeficiente de silhueta com distância cosseno, a proporção de ruído, a cobertura e a quantidade de clusters efetivamente formados. Para a silhueta, foi definida uma amostra base fixa de até 20.000 descrições, com semente 42. Como os ajustes utilizaram 20.000 descrições, a base de avaliação correspondeu ao conjunto de agrupamento. Nos métodos de densidade, os itens identificados como ruído foram excluídos após a definição dessa base, e a quantidade efetivamente avaliada foi registrada.</w:t>
+        <w:t xml:space="preserve">Foi implementado um notebook de consulta para testar descrições inseridas manualmente. O protótipo carrega um vetorizador e atribuições de um artefato salvo, aplica a </w:t>
+      </w:r>
+      <w:r>
+        <w:rPr>
+          <w:lang w:val="pt-BR"/>
+        </w:rPr>
+        <w:lastRenderedPageBreak/>
+        <w:t>normalização textual à entrada e realiza uma busca de similaridade cosseno entre a descrição consultada e exemplos de treinamento que receberam cluster.</w:t>
       </w:r>
     </w:p>
     <w:p>
@@ -4693,7 +4813,7 @@
         <w:rPr>
           <w:lang w:val="pt-BR"/>
         </w:rPr>
-        <w:t>A silhueta foi calculada apenas quando havia pelo menos dois clusters e um número de clusters inferior à quantidade de observações avaliadas. Valores indefinidos foram preservados como ausentes. A proporção de ruído correspondeu à fração das 20.000 descrições sem cluster, e a cobertura foi definida como sua medida complementar. Essas medidas descrevem descrições distintas; elas não representam diretamente a proporção de linhas de notas fiscais cobertas, pois as frequências não ponderaram a avaliação.</w:t>
+        <w:t>A atribuição utiliza os dez vizinhos mais semelhantes, com votação ponderada pela similaridade para indicar um cluster existente. Em seguida, são apresentados até dez exemplos próximos dentro do cluster indicado. Esse procedimento aproxima a associação de uma nova entrada aos agrupamentos disponíveis; ele não corresponde a uma chamada de predição nativa do HDBSCAN nem a um novo ajuste do algoritmo.</w:t>
       </w:r>
     </w:p>
     <w:p>
@@ -4707,9 +4827,26 @@
         <w:rPr>
           <w:lang w:val="pt-BR"/>
         </w:rPr>
-        <w:t xml:space="preserve">Para organizar a inspeção, foi definido um ranking que admitiu configurações com silhueta calculável e entre dez e mil clusters, excluído o ruído. O limite mínimo de dez foi adotado como critério operacional do trabalho, pois uma quantidade menor foi considerada </w:t>
+        <w:t xml:space="preserve">Os testes realizados foram consultas pontuais a descrições escolhidas manualmente. O protótipo ainda não utiliza um mapeamento consolidado de clusters para nomes de categorias. </w:t>
+      </w:r>
+    </w:p>
+    <w:p>
+      <w:pPr>
+        <w:pStyle w:val="Heading1"/>
+        <w:pageBreakBefore/>
+        <w:spacing w:before="280" w:after="200"/>
+        <w:rPr>
+          <w:rFonts w:eastAsia="Times New Roman"/>
+          <w:lang w:val="pt-BR"/>
+        </w:rPr>
+      </w:pPr>
+      <w:r>
+        <w:rPr>
+          <w:rFonts w:eastAsia="Times New Roman"/>
+          <w:lang w:val="pt-BR"/>
+        </w:rPr>
         <w:lastRenderedPageBreak/>
-        <w:t>excessivamente abrangente para o nível de organização pretendido. O limite superior restringiu a triagem de soluções muito fragmentadas.</w:t>
+        <w:t>5 RESULTADOS E DISCUSSÃO</w:t>
       </w:r>
     </w:p>
     <w:p>
@@ -4723,100 +4860,14 @@
         <w:rPr>
           <w:lang w:val="pt-BR"/>
         </w:rPr>
-        <w:t>A pontuação combinou a silhueta reescalada para o intervalo de zero a um com a cobertura. A transformação consistiu em somar um à silhueta e dividir o resultado por dois. Em seguida, essa medida recebeu peso 0,75, e a cobertura recebeu peso 0,25. Os pesos foram definidos pelo autor para priorizar a separação dos agrupamentos, mantendo a parcela de descrições agrupadas como critério complementar.</w:t>
-      </w:r>
-    </w:p>
-    <w:p>
-      <w:pPr>
-        <w:pStyle w:val="NormalWeb"/>
-        <w:rPr>
-          <w:lang w:val="pt-BR"/>
-        </w:rPr>
-      </w:pPr>
-      <w:r>
-        <w:rPr>
-          <w:lang w:val="pt-BR"/>
-        </w:rPr>
-        <w:t>O ranking serviu para organizar os resultados, sem determinar automaticamente a escolha da configuração de interesse. A quantidade de clusters e sua possibilidade de interpretação também foram consideradas. A inspeção qualitativa foi realizada no Microsoft Excel, com a abertura dos arquivos de assignments e a utilização de tabelas dinâmicas para examinar as descrições reunidas em cada agrupamento.</w:t>
-      </w:r>
-    </w:p>
-    <w:p>
-      <w:pPr>
-        <w:pStyle w:val="NormalWeb"/>
-        <w:rPr>
-          <w:lang w:val="pt-BR"/>
-        </w:rPr>
-      </w:pPr>
-      <w:r>
-        <w:rPr>
-          <w:lang w:val="pt-BR"/>
-        </w:rPr>
-        <w:t>Essa inspeção teve caráter exploratório. A revisão sistemática dos grupos, a definição de rótulos de categorias e a avaliação da adequação de cada atribuição ainda estão pendentes. Portanto, os identificadores de cluster são tratados como resultados do agrupamento, sem equivalência automática com categorias comerciais validadas.</w:t>
-      </w:r>
-    </w:p>
-    <w:p>
-      <w:pPr>
-        <w:pStyle w:val="Heading2"/>
-        <w:rPr>
-          <w:rFonts w:eastAsia="Times New Roman"/>
-          <w:lang w:val="pt-BR"/>
-        </w:rPr>
-      </w:pPr>
-      <w:r>
-        <w:rPr>
-          <w:rFonts w:eastAsia="Times New Roman"/>
-          <w:lang w:val="pt-BR"/>
-        </w:rPr>
-        <w:t>4.10 Protótipo de consulta de novas descrições</w:t>
-      </w:r>
-    </w:p>
-    <w:p>
-      <w:pPr>
-        <w:pStyle w:val="NormalWeb"/>
-        <w:rPr>
-          <w:lang w:val="pt-BR"/>
-        </w:rPr>
-      </w:pPr>
-      <w:r>
-        <w:rPr>
-          <w:lang w:val="pt-BR"/>
-        </w:rPr>
-        <w:t>Foi implementado um notebook de consulta para testar descrições inseridas manualmente. O protótipo carrega um vetorizador e atribuições de um artefato salvo, aplica a normalização textual à entrada e realiza uma busca de similaridade cosseno entre a descrição consultada e exemplos de treinamento que receberam cluster.</w:t>
-      </w:r>
-    </w:p>
-    <w:p>
-      <w:pPr>
-        <w:pStyle w:val="NormalWeb"/>
-        <w:rPr>
-          <w:lang w:val="pt-BR"/>
-        </w:rPr>
-      </w:pPr>
-      <w:r>
-        <w:rPr>
-          <w:lang w:val="pt-BR"/>
-        </w:rPr>
-        <w:t>A atribuição utiliza os dez vizinhos mais semelhantes, com votação ponderada pela similaridade para indicar um cluster existente. Em seguida, são apresentados até dez exemplos próximos dentro do cluster indicado. Esse procedimento aproxima a associação de uma nova entrada aos agrupamentos disponíveis; ele não corresponde a uma chamada de predição nativa do HDBSCAN nem a um novo ajuste do algoritmo.</w:t>
-      </w:r>
-    </w:p>
-    <w:p>
-      <w:pPr>
-        <w:pStyle w:val="NormalWeb"/>
-        <w:rPr>
-          <w:lang w:val="pt-BR"/>
-        </w:rPr>
-      </w:pPr>
-      <w:r>
-        <w:rPr>
-          <w:lang w:val="pt-BR"/>
-        </w:rPr>
-        <w:t xml:space="preserve">Os testes realizados foram consultas pontuais a descrições escolhidas manualmente. O protótipo ainda não utiliza um mapeamento consolidado de clusters para nomes de categorias. </w:t>
+        <w:t xml:space="preserve">Este capítulo apresenta os resultados dos experimentos </w:t>
       </w:r>
       <w:commentRangeStart w:id="5"/>
       <w:r>
         <w:rPr>
           <w:lang w:val="pt-BR"/>
         </w:rPr>
-        <w:t>Sua vinculação à configuração que vier a ser selecionada</w:t>
+        <w:t xml:space="preserve">realizados </w:t>
       </w:r>
       <w:commentRangeEnd w:id="5"/>
       <w:r>
@@ -4827,62 +4878,6 @@
           <w:lang w:val="pt-BR"/>
         </w:rPr>
         <w:commentReference w:id="5"/>
-      </w:r>
-      <w:r>
-        <w:rPr>
-          <w:lang w:val="pt-BR"/>
-        </w:rPr>
-        <w:t xml:space="preserve"> e sua avaliação em descrições reservadas permanecem em desenvolvimento.</w:t>
-      </w:r>
-    </w:p>
-    <w:p>
-      <w:pPr>
-        <w:pStyle w:val="Heading1"/>
-        <w:pageBreakBefore/>
-        <w:spacing w:before="280" w:after="200"/>
-        <w:rPr>
-          <w:rFonts w:eastAsia="Times New Roman"/>
-          <w:lang w:val="pt-BR"/>
-        </w:rPr>
-      </w:pPr>
-      <w:r>
-        <w:rPr>
-          <w:rFonts w:eastAsia="Times New Roman"/>
-          <w:lang w:val="pt-BR"/>
-        </w:rPr>
-        <w:lastRenderedPageBreak/>
-        <w:t>5 RESULTADOS E DISCUSSÃO</w:t>
-      </w:r>
-    </w:p>
-    <w:p>
-      <w:pPr>
-        <w:pStyle w:val="NormalWeb"/>
-        <w:rPr>
-          <w:lang w:val="pt-BR"/>
-        </w:rPr>
-      </w:pPr>
-      <w:r>
-        <w:rPr>
-          <w:lang w:val="pt-BR"/>
-        </w:rPr>
-        <w:t xml:space="preserve">Este capítulo apresenta os resultados dos experimentos </w:t>
-      </w:r>
-      <w:commentRangeStart w:id="6"/>
-      <w:r>
-        <w:rPr>
-          <w:lang w:val="pt-BR"/>
-        </w:rPr>
-        <w:t xml:space="preserve">realizados </w:t>
-      </w:r>
-      <w:commentRangeEnd w:id="6"/>
-      <w:r>
-        <w:rPr>
-          <w:rStyle w:val="CommentReference"/>
-          <w:sz w:val="24"/>
-          <w:szCs w:val="24"/>
-          <w:lang w:val="pt-BR"/>
-        </w:rPr>
-        <w:commentReference w:id="6"/>
       </w:r>
       <w:r>
         <w:rPr>
@@ -5114,6 +5109,15 @@
                 <w:szCs w:val="21"/>
               </w:rPr>
               <w:t>Ruído</w:t>
+            </w:r>
+            <w:r>
+              <w:rPr>
+                <w:rFonts w:eastAsia="Times New Roman"/>
+                <w:b/>
+                <w:bCs/>
+                <w:sz w:val="21"/>
+                <w:szCs w:val="21"/>
+              </w:rPr>
               <w:br/>
               <w:t>(%)</w:t>
             </w:r>
@@ -5153,6 +5157,15 @@
                 <w:szCs w:val="21"/>
               </w:rPr>
               <w:t>Cobertura</w:t>
+            </w:r>
+            <w:r>
+              <w:rPr>
+                <w:rFonts w:eastAsia="Times New Roman"/>
+                <w:b/>
+                <w:bCs/>
+                <w:sz w:val="21"/>
+                <w:szCs w:val="21"/>
+              </w:rPr>
               <w:br/>
               <w:t>(%)</w:t>
             </w:r>
@@ -6014,6 +6027,14 @@
                 <w:lang w:val="pt-BR"/>
               </w:rPr>
               <w:t>TF-IDF e HDBSCAN</w:t>
+            </w:r>
+            <w:r>
+              <w:rPr>
+                <w:rFonts w:eastAsia="Times New Roman"/>
+                <w:sz w:val="21"/>
+                <w:szCs w:val="21"/>
+                <w:lang w:val="pt-BR"/>
+              </w:rPr>
               <w:br/>
               <w:t>Primeira do ranking</w:t>
             </w:r>
@@ -6212,6 +6233,13 @@
                 <w:szCs w:val="21"/>
               </w:rPr>
               <w:t>TF-IDF e HDBSCAN</w:t>
+            </w:r>
+            <w:r>
+              <w:rPr>
+                <w:rFonts w:eastAsia="Times New Roman"/>
+                <w:sz w:val="21"/>
+                <w:szCs w:val="21"/>
+              </w:rPr>
               <w:br/>
               <w:t>Candidata A</w:t>
             </w:r>
@@ -6410,6 +6438,13 @@
                 <w:szCs w:val="21"/>
               </w:rPr>
               <w:t>TF-IDF e HDBSCAN</w:t>
+            </w:r>
+            <w:r>
+              <w:rPr>
+                <w:rFonts w:eastAsia="Times New Roman"/>
+                <w:sz w:val="21"/>
+                <w:szCs w:val="21"/>
+              </w:rPr>
               <w:br/>
               <w:t>Candidata B</w:t>
             </w:r>
@@ -6806,6 +6841,14 @@
                 <w:lang w:val="pt-BR"/>
               </w:rPr>
               <w:t>TF-IDF e MPNet</w:t>
+            </w:r>
+            <w:r>
+              <w:rPr>
+                <w:rFonts w:eastAsia="Times New Roman"/>
+                <w:sz w:val="21"/>
+                <w:szCs w:val="21"/>
+                <w:lang w:val="pt-BR"/>
+              </w:rPr>
               <w:br/>
               <w:t>com HDBSCAN</w:t>
             </w:r>
@@ -7048,7 +7091,7 @@
           <w:lang w:val="pt-BR"/>
         </w:rPr>
         <w:drawing>
-          <wp:inline distT="0" distB="0" distL="0" distR="0" wp14:anchorId="6DB1C4B3" wp14:editId="74186A1B">
+          <wp:inline distT="0" distB="0" distL="0" distR="0" wp14:anchorId="6DB1C4B3" wp14:editId="1485CC3B">
             <wp:extent cx="5664200" cy="3892086"/>
             <wp:effectExtent l="0" t="0" r="0" b="0"/>
             <wp:docPr id="1" name="Picture 1" descr="Relação entre cobertura e silhueta das nove configurações destacadas na Tabela 4."/>
@@ -7210,13 +7253,12 @@
         <w:rPr>
           <w:lang w:val="pt-BR"/>
         </w:rPr>
-        <w:t xml:space="preserve">As Figuras 2 e 3 apresentam as projeções t-SNE das configurações K-Means destacadas. Na representação TF-IDF, os vetores nulos aparecem concentrados em uma única região, em forma de anel, e com a mesma cor, pois foram atribuídos ao mesmo cluster. Com os embeddings, as descrições se distribuem de forma mais contínua, com regiões de maior densidade, mas sem separação nítida entre muitos dos grupos.</w:t>
+        <w:t>As Figuras 2 e 3 apresentam as projeções t-SNE das configurações K-Means destacadas. Na representação TF-IDF, os vetores nulos aparecem concentrados em uma única região, em forma de anel, e com a mesma cor, pois foram atribuídos ao mesmo cluster. Com os embeddings, as descrições se distribuem de forma mais contínua, com regiões de maior densidade, mas sem separação nítida entre muitos dos grupos.</w:t>
       </w:r>
     </w:p>
     <w:p>
       <w:pPr>
         <w:pStyle w:val="Caption1"/>
-        <w:keepNext/>
         <w:spacing w:before="200" w:line="240" w:lineRule="auto"/>
         <w:rPr>
           <w:lang w:val="pt-BR"/>
@@ -7226,13 +7268,13 @@
         <w:rPr>
           <w:lang w:val="pt-BR"/>
         </w:rPr>
-        <w:t xml:space="preserve">Figura 2 - Projeção t-SNE da configuração TF-IDF com K-Means destacada (palavras de duas a cinco, k igual a 200)</w:t>
+        <w:lastRenderedPageBreak/>
+        <w:t>Figura 2 - Projeção t-SNE da configuração TF-IDF com K-Means destacada (palavras de duas a cinco, k igual a 200)</w:t>
       </w:r>
     </w:p>
     <w:p>
       <w:pPr>
         <w:pStyle w:val="figure"/>
-        <w:keepNext/>
         <w:spacing w:before="0" w:beforeAutospacing="0" w:after="120" w:afterAutospacing="0" w:line="360" w:lineRule="auto"/>
         <w:rPr>
           <w:lang w:val="pt-BR"/>
@@ -7244,8 +7286,8 @@
           <w:lang w:val="pt-BR"/>
         </w:rPr>
         <w:drawing>
-          <wp:inline distT="0" distB="0" distL="0" distR="0">
-            <wp:extent cx="5400000" cy="3706364"/>
+          <wp:inline distT="0" distB="0" distL="0" distR="0" wp14:anchorId="2CC61758" wp14:editId="1E53D42E">
+            <wp:extent cx="4675367" cy="3209002"/>
             <wp:effectExtent l="0" t="0" r="0" b="0"/>
             <wp:docPr id="100" name="Picture 100" descr="Projeção t-SNE da configuração TF-IDF com K-Means destacada (palavras de duas a cinco, k igual a 200)"/>
             <wp:cNvGraphicFramePr>
@@ -7261,7 +7303,7 @@
                     </pic:cNvPicPr>
                   </pic:nvPicPr>
                   <pic:blipFill>
-                    <a:blip r:embed="rId100"/>
+                    <a:blip r:embed="rId11"/>
                     <a:srcRect/>
                     <a:stretch>
                       <a:fillRect/>
@@ -7270,7 +7312,7 @@
                   <pic:spPr bwMode="auto">
                     <a:xfrm>
                       <a:off x="0" y="0"/>
-                      <a:ext cx="5400000" cy="3706364"/>
+                      <a:ext cx="4678788" cy="3211350"/>
                     </a:xfrm>
                     <a:prstGeom prst="rect">
                       <a:avLst/>
@@ -7291,18 +7333,20 @@
       <w:pPr>
         <w:pStyle w:val="source"/>
         <w:spacing w:before="80" w:after="200" w:line="240" w:lineRule="auto"/>
-      </w:pPr>
-      <w:r>
-        <w:rPr>
-          <w:lang w:val="pt-BR"/>
-        </w:rPr>
-        <w:t xml:space="preserve">Fonte: Elaborado pelo autor. Projeção t-SNE de uma amostra de 5.000 descrições; as cores se repetem a cada 20 clusters. As quantidades visíveis na projeção podem diferir das da Tabela 4, calculadas sobre 20.000 descrições.</w:t>
+        <w:rPr>
+          <w:lang w:val="pt-BR"/>
+        </w:rPr>
+      </w:pPr>
+      <w:r>
+        <w:rPr>
+          <w:lang w:val="pt-BR"/>
+        </w:rPr>
+        <w:t>Fonte: Elaborado pelo autor. Projeção t-SNE de uma amostra de 5.000 descrições; as cores se repetem a cada 20 clusters. As quantidades visíveis na projeção podem diferir das da Tabela 4, calculadas sobre 20.000 descrições.</w:t>
       </w:r>
     </w:p>
     <w:p>
       <w:pPr>
         <w:pStyle w:val="Caption1"/>
-        <w:keepNext/>
         <w:spacing w:before="200" w:line="240" w:lineRule="auto"/>
         <w:rPr>
           <w:lang w:val="pt-BR"/>
@@ -7312,13 +7356,12 @@
         <w:rPr>
           <w:lang w:val="pt-BR"/>
         </w:rPr>
-        <w:t xml:space="preserve">Figura 3 - Projeção t-SNE da configuração MPNet com K-Means destacada (k igual a 200)</w:t>
+        <w:t>Figura 3 - Projeção t-SNE da configuração MPNet com K-Means destacada (k igual a 200)</w:t>
       </w:r>
     </w:p>
     <w:p>
       <w:pPr>
         <w:pStyle w:val="figure"/>
-        <w:keepNext/>
         <w:spacing w:before="0" w:beforeAutospacing="0" w:after="120" w:afterAutospacing="0" w:line="360" w:lineRule="auto"/>
         <w:rPr>
           <w:lang w:val="pt-BR"/>
@@ -7330,8 +7373,8 @@
           <w:lang w:val="pt-BR"/>
         </w:rPr>
         <w:drawing>
-          <wp:inline distT="0" distB="0" distL="0" distR="0">
-            <wp:extent cx="5400000" cy="3706364"/>
+          <wp:inline distT="0" distB="0" distL="0" distR="0" wp14:anchorId="467A42F1" wp14:editId="1FD4CB9F">
+            <wp:extent cx="4649226" cy="3191060"/>
             <wp:effectExtent l="0" t="0" r="0" b="0"/>
             <wp:docPr id="101" name="Picture 101" descr="Projeção t-SNE da configuração MPNet com K-Means destacada (k igual a 200)"/>
             <wp:cNvGraphicFramePr>
@@ -7347,7 +7390,7 @@
                     </pic:cNvPicPr>
                   </pic:nvPicPr>
                   <pic:blipFill>
-                    <a:blip r:embed="rId101"/>
+                    <a:blip r:embed="rId12"/>
                     <a:srcRect/>
                     <a:stretch>
                       <a:fillRect/>
@@ -7356,7 +7399,7 @@
                   <pic:spPr bwMode="auto">
                     <a:xfrm>
                       <a:off x="0" y="0"/>
-                      <a:ext cx="5400000" cy="3706364"/>
+                      <a:ext cx="4665498" cy="3202229"/>
                     </a:xfrm>
                     <a:prstGeom prst="rect">
                       <a:avLst/>
@@ -7377,12 +7420,15 @@
       <w:pPr>
         <w:pStyle w:val="source"/>
         <w:spacing w:before="80" w:after="200" w:line="240" w:lineRule="auto"/>
-      </w:pPr>
-      <w:r>
-        <w:rPr>
-          <w:lang w:val="pt-BR"/>
-        </w:rPr>
-        <w:t xml:space="preserve">Fonte: Elaborado pelo autor. Projeção t-SNE de uma amostra de 5.000 descrições; as cores se repetem a cada 20 clusters. As quantidades visíveis na projeção podem diferir das da Tabela 4, calculadas sobre 20.000 descrições.</w:t>
+        <w:rPr>
+          <w:lang w:val="pt-BR"/>
+        </w:rPr>
+      </w:pPr>
+      <w:r>
+        <w:rPr>
+          <w:lang w:val="pt-BR"/>
+        </w:rPr>
+        <w:t>Fonte: Elaborado pelo autor. Projeção t-SNE de uma amostra de 5.000 descrições; as cores se repetem a cada 20 clusters. As quantidades visíveis na projeção podem diferir das da Tabela 4, calculadas sobre 20.000 descrições.</w:t>
       </w:r>
     </w:p>
     <w:p>
@@ -7398,6 +7444,7 @@
           <w:rFonts w:eastAsia="Times New Roman"/>
           <w:lang w:val="pt-BR"/>
         </w:rPr>
+        <w:lastRenderedPageBreak/>
         <w:t>5.3 Resultados com DBSCAN</w:t>
       </w:r>
     </w:p>
@@ -7454,44 +7501,42 @@
         <w:rPr>
           <w:lang w:val="pt-BR"/>
         </w:rPr>
+        <w:t>Assim, o ganho de silhueta em relação ao K-Means foi acompanhado de uma redução importante da cobertura nas configurações destacadas. O caso dos embeddings demonstra que atender ao mínimo de dez clusters não basta para tornar uma solução adequada: mesmo com onze grupos e silhueta elevada, quase todas as descrições ficaram sem atribuição. Esses resultados reforçaram a necessidade de considerar os indicadores conjuntamente.</w:t>
+      </w:r>
+    </w:p>
+    <w:p>
+      <w:pPr>
+        <w:pStyle w:val="NormalWeb"/>
+        <w:rPr>
+          <w:lang w:val="pt-BR"/>
+        </w:rPr>
+      </w:pPr>
+      <w:r>
+        <w:rPr>
+          <w:lang w:val="pt-BR"/>
+        </w:rPr>
+        <w:t>As Figuras 4 e 5 mostram as projeções das configurações DBSCAN destacadas, com o ruído representado em cinza. Com TF-IDF, os clusters aparecem como pequenos conjuntos de pontos sobrepostos, compatíveis com grupos de descrições muito semelhantes, enquanto o anel dos vetores nulos permanece como ruído. Com os embeddings, quase toda a amostra permanece em cinza, o que ilustra a cobertura de 0,665%.</w:t>
+      </w:r>
+    </w:p>
+    <w:p>
+      <w:pPr>
+        <w:pStyle w:val="Caption1"/>
+        <w:spacing w:before="200" w:line="240" w:lineRule="auto"/>
+        <w:rPr>
+          <w:lang w:val="pt-BR"/>
+        </w:rPr>
+      </w:pPr>
+      <w:r>
+        <w:rPr>
+          <w:lang w:val="pt-BR"/>
+        </w:rPr>
         <w:lastRenderedPageBreak/>
-        <w:t>Assim, o ganho de silhueta em relação ao K-Means foi acompanhado de uma redução importante da cobertura nas configurações destacadas. O caso dos embeddings demonstra que atender ao mínimo de dez clusters não basta para tornar uma solução adequada: mesmo com onze grupos e silhueta elevada, quase todas as descrições ficaram sem atribuição. Esses resultados reforçaram a necessidade de considerar os indicadores conjuntamente.</w:t>
-      </w:r>
-    </w:p>
-    <w:p>
-      <w:pPr>
-        <w:pStyle w:val="NormalWeb"/>
-        <w:rPr>
-          <w:lang w:val="pt-BR"/>
-        </w:rPr>
-      </w:pPr>
-      <w:r>
-        <w:rPr>
-          <w:lang w:val="pt-BR"/>
-        </w:rPr>
-        <w:t xml:space="preserve">As Figuras 4 e 5 mostram as projeções das configurações DBSCAN destacadas, com o ruído representado em cinza. Com TF-IDF, os clusters aparecem como pequenos conjuntos de pontos sobrepostos, compatíveis com grupos de descrições muito semelhantes, enquanto o anel dos vetores nulos permanece como ruído. Com os embeddings, quase toda a amostra permanece em cinza, o que ilustra a cobertura de 0,665%.</w:t>
-      </w:r>
-    </w:p>
-    <w:p>
-      <w:pPr>
-        <w:pStyle w:val="Caption1"/>
-        <w:keepNext/>
-        <w:spacing w:before="200" w:line="240" w:lineRule="auto"/>
-        <w:rPr>
-          <w:lang w:val="pt-BR"/>
-        </w:rPr>
-      </w:pPr>
-      <w:r>
-        <w:rPr>
-          <w:lang w:val="pt-BR"/>
-        </w:rPr>
-        <w:t xml:space="preserve">Figura 4 - Projeção t-SNE da configuração TF-IDF com DBSCAN destacada (palavras de duas a cinco, eps igual a 0,025 e min_samples igual a três)</w:t>
+        <w:t>Figura 4 - Projeção t-SNE da configuração TF-IDF com DBSCAN destacada (palavras de duas a cinco, eps igual a 0,025 e min_samples igual a três)</w:t>
       </w:r>
     </w:p>
     <w:p>
       <w:pPr>
         <w:pStyle w:val="figure"/>
-        <w:keepNext/>
         <w:spacing w:before="0" w:beforeAutospacing="0" w:after="120" w:afterAutospacing="0" w:line="360" w:lineRule="auto"/>
         <w:rPr>
           <w:lang w:val="pt-BR"/>
@@ -7503,9 +7548,9 @@
           <w:lang w:val="pt-BR"/>
         </w:rPr>
         <w:drawing>
-          <wp:inline distT="0" distB="0" distL="0" distR="0">
-            <wp:extent cx="5400000" cy="3706364"/>
-            <wp:effectExtent l="0" t="0" r="0" b="0"/>
+          <wp:inline distT="0" distB="0" distL="0" distR="0" wp14:anchorId="5B66E553" wp14:editId="2B8278F7">
+            <wp:extent cx="4381169" cy="3007075"/>
+            <wp:effectExtent l="0" t="0" r="635" b="3175"/>
             <wp:docPr id="102" name="Picture 102" descr="Projeção t-SNE da configuração TF-IDF com DBSCAN destacada (palavras de duas a cinco, eps igual a 0,025 e min_samples igual a três)"/>
             <wp:cNvGraphicFramePr>
               <a:graphicFrameLocks xmlns:a="http://schemas.openxmlformats.org/drawingml/2006/main" noChangeAspect="1"/>
@@ -7520,7 +7565,7 @@
                     </pic:cNvPicPr>
                   </pic:nvPicPr>
                   <pic:blipFill>
-                    <a:blip r:embed="rId102"/>
+                    <a:blip r:embed="rId13"/>
                     <a:srcRect/>
                     <a:stretch>
                       <a:fillRect/>
@@ -7529,7 +7574,7 @@
                   <pic:spPr bwMode="auto">
                     <a:xfrm>
                       <a:off x="0" y="0"/>
-                      <a:ext cx="5400000" cy="3706364"/>
+                      <a:ext cx="4387918" cy="3011708"/>
                     </a:xfrm>
                     <a:prstGeom prst="rect">
                       <a:avLst/>
@@ -7550,18 +7595,20 @@
       <w:pPr>
         <w:pStyle w:val="source"/>
         <w:spacing w:before="80" w:after="200" w:line="240" w:lineRule="auto"/>
-      </w:pPr>
-      <w:r>
-        <w:rPr>
-          <w:lang w:val="pt-BR"/>
-        </w:rPr>
-        <w:t xml:space="preserve">Fonte: Elaborado pelo autor. Projeção t-SNE de uma amostra de 5.000 descrições; ruído em cinza; as cores se repetem a cada 20 clusters. As quantidades visíveis na projeção podem diferir das da Tabela 4, calculadas sobre 20.000 descrições.</w:t>
+        <w:rPr>
+          <w:lang w:val="pt-BR"/>
+        </w:rPr>
+      </w:pPr>
+      <w:r>
+        <w:rPr>
+          <w:lang w:val="pt-BR"/>
+        </w:rPr>
+        <w:t>Fonte: Elaborado pelo autor. Projeção t-SNE de uma amostra de 5.000 descrições; ruído em cinza; as cores se repetem a cada 20 clusters. As quantidades visíveis na projeção podem diferir das da Tabela 4, calculadas sobre 20.000 descrições.</w:t>
       </w:r>
     </w:p>
     <w:p>
       <w:pPr>
         <w:pStyle w:val="Caption1"/>
-        <w:keepNext/>
         <w:spacing w:before="200" w:line="240" w:lineRule="auto"/>
         <w:rPr>
           <w:lang w:val="pt-BR"/>
@@ -7571,13 +7618,12 @@
         <w:rPr>
           <w:lang w:val="pt-BR"/>
         </w:rPr>
-        <w:t xml:space="preserve">Figura 5 - Projeção t-SNE da configuração MPNet com DBSCAN destacada (eps igual a 0,01 e min_samples igual a cinco)</w:t>
+        <w:t>Figura 5 - Projeção t-SNE da configuração MPNet com DBSCAN destacada (eps igual a 0,01 e min_samples igual a cinco)</w:t>
       </w:r>
     </w:p>
     <w:p>
       <w:pPr>
         <w:pStyle w:val="figure"/>
-        <w:keepNext/>
         <w:spacing w:before="0" w:beforeAutospacing="0" w:after="120" w:afterAutospacing="0" w:line="360" w:lineRule="auto"/>
         <w:rPr>
           <w:lang w:val="pt-BR"/>
@@ -7589,8 +7635,8 @@
           <w:lang w:val="pt-BR"/>
         </w:rPr>
         <w:drawing>
-          <wp:inline distT="0" distB="0" distL="0" distR="0">
-            <wp:extent cx="5400000" cy="3706364"/>
+          <wp:inline distT="0" distB="0" distL="0" distR="0" wp14:anchorId="15788FD3" wp14:editId="5628EF39">
+            <wp:extent cx="4420926" cy="3034363"/>
             <wp:effectExtent l="0" t="0" r="0" b="0"/>
             <wp:docPr id="103" name="Picture 103" descr="Projeção t-SNE da configuração MPNet com DBSCAN destacada (eps igual a 0,01 e min_samples igual a cinco)"/>
             <wp:cNvGraphicFramePr>
@@ -7606,7 +7652,7 @@
                     </pic:cNvPicPr>
                   </pic:nvPicPr>
                   <pic:blipFill>
-                    <a:blip r:embed="rId103"/>
+                    <a:blip r:embed="rId14"/>
                     <a:srcRect/>
                     <a:stretch>
                       <a:fillRect/>
@@ -7615,7 +7661,7 @@
                   <pic:spPr bwMode="auto">
                     <a:xfrm>
                       <a:off x="0" y="0"/>
-                      <a:ext cx="5400000" cy="3706364"/>
+                      <a:ext cx="4433859" cy="3043240"/>
                     </a:xfrm>
                     <a:prstGeom prst="rect">
                       <a:avLst/>
@@ -7636,12 +7682,15 @@
       <w:pPr>
         <w:pStyle w:val="source"/>
         <w:spacing w:before="80" w:after="200" w:line="240" w:lineRule="auto"/>
-      </w:pPr>
-      <w:r>
-        <w:rPr>
-          <w:lang w:val="pt-BR"/>
-        </w:rPr>
-        <w:t xml:space="preserve">Fonte: Elaborado pelo autor. Projeção t-SNE de uma amostra de 5.000 descrições; ruído em cinza; as cores se repetem a cada 20 clusters. As quantidades visíveis na projeção podem diferir das da Tabela 4, calculadas sobre 20.000 descrições.</w:t>
+        <w:rPr>
+          <w:lang w:val="pt-BR"/>
+        </w:rPr>
+      </w:pPr>
+      <w:r>
+        <w:rPr>
+          <w:lang w:val="pt-BR"/>
+        </w:rPr>
+        <w:t>Fonte: Elaborado pelo autor. Projeção t-SNE de uma amostra de 5.000 descrições; ruído em cinza; as cores se repetem a cada 20 clusters. As quantidades visíveis na projeção podem diferir das da Tabela 4, calculadas sobre 20.000 descrições.</w:t>
       </w:r>
     </w:p>
     <w:p>
@@ -7657,6 +7706,7 @@
           <w:rFonts w:eastAsia="Times New Roman"/>
           <w:lang w:val="pt-BR"/>
         </w:rPr>
+        <w:lastRenderedPageBreak/>
         <w:t>5.4 Resultados com HDBSCAN</w:t>
       </w:r>
     </w:p>
@@ -8221,31 +8271,31 @@
         <w:rPr>
           <w:lang w:val="pt-BR"/>
         </w:rPr>
+        <w:t>As duas candidatas expressam compromissos diferentes. A alternativa A apresentou maior silhueta e menor quantidade de clusters, com cobertura mais restrita. A alternativa B incluiu uma parcela maior das descrições e produziu menos vetores nulos, embora tenha formado mais grupos e apresentado silhueta inferior. A diferença de representação da Tabela 5 é relevante para avaliar se os grupos encontrados resultam de informação textual suficiente.</w:t>
+      </w:r>
+    </w:p>
+    <w:p>
+      <w:pPr>
+        <w:pStyle w:val="NormalWeb"/>
+        <w:rPr>
+          <w:lang w:val="pt-BR"/>
+        </w:rPr>
+      </w:pPr>
+      <w:r>
+        <w:rPr>
+          <w:lang w:val="pt-BR"/>
+        </w:rPr>
         <w:lastRenderedPageBreak/>
-        <w:t>As duas candidatas expressam compromissos diferentes. A alternativa A apresentou maior silhueta e menor quantidade de clusters, com cobertura mais restrita. A alternativa B incluiu uma parcela maior das descrições e produziu menos vetores nulos, embora tenha formado mais grupos e apresentado silhueta inferior. A diferença de representação da Tabela 5 é relevante para avaliar se os grupos encontrados resultam de informação textual suficiente.</w:t>
-      </w:r>
-    </w:p>
-    <w:p>
-      <w:pPr>
-        <w:pStyle w:val="NormalWeb"/>
-        <w:rPr>
-          <w:lang w:val="pt-BR"/>
-        </w:rPr>
-      </w:pPr>
-      <w:r>
-        <w:rPr>
-          <w:lang w:val="pt-BR"/>
-        </w:rPr>
         <w:t xml:space="preserve">Essas configurações foram consideradas de interesse por produzirem quantidades de agrupamentos mais viáveis para aprofundamento do que as duas primeiras posições do ranking. </w:t>
       </w:r>
-      <w:commentRangeStart w:id="7"/>
+      <w:commentRangeStart w:id="6"/>
       <w:r>
         <w:rPr>
           <w:lang w:val="pt-BR"/>
         </w:rPr>
         <w:t>Essa seleção é provisória</w:t>
       </w:r>
-      <w:commentRangeEnd w:id="7"/>
+      <w:commentRangeEnd w:id="6"/>
       <w:r>
         <w:rPr>
           <w:rStyle w:val="CommentReference"/>
@@ -8253,7 +8303,7 @@
           <w:szCs w:val="24"/>
           <w:lang w:val="pt-BR"/>
         </w:rPr>
-        <w:commentReference w:id="7"/>
+        <w:commentReference w:id="6"/>
       </w:r>
       <w:r>
         <w:rPr>
@@ -8273,13 +8323,12 @@
         <w:rPr>
           <w:lang w:val="pt-BR"/>
         </w:rPr>
-        <w:t xml:space="preserve">As Figuras 6 e 7 apresentam as projeções das candidatas A e B. Na candidata A, o anel formado pelos vetores nulos contém pontos atribuídos a clusters. A verificação das atribuições dessa configuração mostrou que 316 descrições sem atributos receberam cluster. No maior desses grupos, 264 dos 337 itens não possuíam atributos e reuniam produtos sem relação entre si, como frutas, fitas adesivas e álcool. Na candidata B, os grupos se distribuem por toda a projeção, e os vetores nulos são raros.</w:t>
+        <w:t>As Figuras 6 e 7 apresentam as projeções das candidatas A e B. Na candidata A, o anel formado pelos vetores nulos contém pontos atribuídos a clusters. A verificação das atribuições dessa configuração mostrou que 316 descrições sem atributos receberam cluster. No maior desses grupos, 264 dos 337 itens não possuíam atributos e reuniam produtos sem relação entre si, como frutas, fitas adesivas e álcool. Na candidata B, os grupos se distribuem por toda a projeção, e os vetores nulos são raros.</w:t>
       </w:r>
     </w:p>
     <w:p>
       <w:pPr>
         <w:pStyle w:val="Caption1"/>
-        <w:keepNext/>
         <w:spacing w:before="200" w:line="240" w:lineRule="auto"/>
         <w:rPr>
           <w:lang w:val="pt-BR"/>
@@ -8289,13 +8338,12 @@
         <w:rPr>
           <w:lang w:val="pt-BR"/>
         </w:rPr>
-        <w:t xml:space="preserve">Figura 6 - Projeção t-SNE da candidata A (TF-IDF de palavras com HDBSCAN)</w:t>
+        <w:t>Figura 6 - Projeção t-SNE da candidata A (TF-IDF de palavras com HDBSCAN)</w:t>
       </w:r>
     </w:p>
     <w:p>
       <w:pPr>
         <w:pStyle w:val="figure"/>
-        <w:keepNext/>
         <w:spacing w:before="0" w:beforeAutospacing="0" w:after="120" w:afterAutospacing="0" w:line="360" w:lineRule="auto"/>
         <w:rPr>
           <w:lang w:val="pt-BR"/>
@@ -8307,9 +8355,9 @@
           <w:lang w:val="pt-BR"/>
         </w:rPr>
         <w:drawing>
-          <wp:inline distT="0" distB="0" distL="0" distR="0">
-            <wp:extent cx="5400000" cy="3706364"/>
-            <wp:effectExtent l="0" t="0" r="0" b="0"/>
+          <wp:inline distT="0" distB="0" distL="0" distR="0" wp14:anchorId="4D324FFE" wp14:editId="37D4B81D">
+            <wp:extent cx="3649649" cy="2504987"/>
+            <wp:effectExtent l="0" t="0" r="8255" b="0"/>
             <wp:docPr id="104" name="Picture 104" descr="Projeção t-SNE da candidata A (TF-IDF de palavras com HDBSCAN)"/>
             <wp:cNvGraphicFramePr>
               <a:graphicFrameLocks xmlns:a="http://schemas.openxmlformats.org/drawingml/2006/main" noChangeAspect="1"/>
@@ -8324,7 +8372,7 @@
                     </pic:cNvPicPr>
                   </pic:nvPicPr>
                   <pic:blipFill>
-                    <a:blip r:embed="rId104"/>
+                    <a:blip r:embed="rId15"/>
                     <a:srcRect/>
                     <a:stretch>
                       <a:fillRect/>
@@ -8333,7 +8381,7 @@
                   <pic:spPr bwMode="auto">
                     <a:xfrm>
                       <a:off x="0" y="0"/>
-                      <a:ext cx="5400000" cy="3706364"/>
+                      <a:ext cx="3658773" cy="2511249"/>
                     </a:xfrm>
                     <a:prstGeom prst="rect">
                       <a:avLst/>
@@ -8354,18 +8402,20 @@
       <w:pPr>
         <w:pStyle w:val="source"/>
         <w:spacing w:before="80" w:after="200" w:line="240" w:lineRule="auto"/>
-      </w:pPr>
-      <w:r>
-        <w:rPr>
-          <w:lang w:val="pt-BR"/>
-        </w:rPr>
-        <w:t xml:space="preserve">Fonte: Elaborado pelo autor. Projeção t-SNE de uma amostra de 5.000 descrições; ruído em cinza; as cores se repetem a cada 20 clusters. As quantidades visíveis na projeção podem diferir das da Tabela 4, calculadas sobre 20.000 descrições.</w:t>
+        <w:rPr>
+          <w:lang w:val="pt-BR"/>
+        </w:rPr>
+      </w:pPr>
+      <w:r>
+        <w:rPr>
+          <w:lang w:val="pt-BR"/>
+        </w:rPr>
+        <w:t>Fonte: Elaborado pelo autor. Projeção t-SNE de uma amostra de 5.000 descrições; ruído em cinza; as cores se repetem a cada 20 clusters. As quantidades visíveis na projeção podem diferir das da Tabela 4, calculadas sobre 20.000 descrições.</w:t>
       </w:r>
     </w:p>
     <w:p>
       <w:pPr>
         <w:pStyle w:val="Caption1"/>
-        <w:keepNext/>
         <w:spacing w:before="200" w:line="240" w:lineRule="auto"/>
         <w:rPr>
           <w:lang w:val="pt-BR"/>
@@ -8375,13 +8425,13 @@
         <w:rPr>
           <w:lang w:val="pt-BR"/>
         </w:rPr>
-        <w:t xml:space="preserve">Figura 7 - Projeção t-SNE da candidata B (TF-IDF de caracteres com HDBSCAN)</w:t>
+        <w:lastRenderedPageBreak/>
+        <w:t>Figura 7 - Projeção t-SNE da candidata B (TF-IDF de caracteres com HDBSCAN)</w:t>
       </w:r>
     </w:p>
     <w:p>
       <w:pPr>
         <w:pStyle w:val="figure"/>
-        <w:keepNext/>
         <w:spacing w:before="0" w:beforeAutospacing="0" w:after="120" w:afterAutospacing="0" w:line="360" w:lineRule="auto"/>
         <w:rPr>
           <w:lang w:val="pt-BR"/>
@@ -8393,9 +8443,9 @@
           <w:lang w:val="pt-BR"/>
         </w:rPr>
         <w:drawing>
-          <wp:inline distT="0" distB="0" distL="0" distR="0">
-            <wp:extent cx="5400000" cy="3706364"/>
-            <wp:effectExtent l="0" t="0" r="0" b="0"/>
+          <wp:inline distT="0" distB="0" distL="0" distR="0" wp14:anchorId="1E33A1E9" wp14:editId="7D2FA4AD">
+            <wp:extent cx="4110824" cy="2821520"/>
+            <wp:effectExtent l="0" t="0" r="4445" b="0"/>
             <wp:docPr id="105" name="Picture 105" descr="Projeção t-SNE da candidata B (TF-IDF de caracteres com HDBSCAN)"/>
             <wp:cNvGraphicFramePr>
               <a:graphicFrameLocks xmlns:a="http://schemas.openxmlformats.org/drawingml/2006/main" noChangeAspect="1"/>
@@ -8410,7 +8460,7 @@
                     </pic:cNvPicPr>
                   </pic:nvPicPr>
                   <pic:blipFill>
-                    <a:blip r:embed="rId105"/>
+                    <a:blip r:embed="rId16"/>
                     <a:srcRect/>
                     <a:stretch>
                       <a:fillRect/>
@@ -8419,7 +8469,7 @@
                   <pic:spPr bwMode="auto">
                     <a:xfrm>
                       <a:off x="0" y="0"/>
-                      <a:ext cx="5400000" cy="3706364"/>
+                      <a:ext cx="4123497" cy="2830219"/>
                     </a:xfrm>
                     <a:prstGeom prst="rect">
                       <a:avLst/>
@@ -8440,12 +8490,15 @@
       <w:pPr>
         <w:pStyle w:val="source"/>
         <w:spacing w:before="80" w:after="200" w:line="240" w:lineRule="auto"/>
-      </w:pPr>
-      <w:r>
-        <w:rPr>
-          <w:lang w:val="pt-BR"/>
-        </w:rPr>
-        <w:t xml:space="preserve">Fonte: Elaborado pelo autor. Projeção t-SNE de uma amostra de 5.000 descrições; ruído em cinza; as cores se repetem a cada 20 clusters. As quantidades visíveis na projeção podem diferir das da Tabela 4, calculadas sobre 20.000 descrições.</w:t>
+        <w:rPr>
+          <w:lang w:val="pt-BR"/>
+        </w:rPr>
+      </w:pPr>
+      <w:r>
+        <w:rPr>
+          <w:lang w:val="pt-BR"/>
+        </w:rPr>
+        <w:t>Fonte: Elaborado pelo autor. Projeção t-SNE de uma amostra de 5.000 descrições; ruído em cinza; as cores se repetem a cada 20 clusters. As quantidades visíveis na projeção podem diferir das da Tabela 4, calculadas sobre 20.000 descrições.</w:t>
       </w:r>
     </w:p>
     <w:p>
@@ -8492,14 +8545,14 @@
         </w:rPr>
         <w:t xml:space="preserve">Em relação às duas candidatas TF-IDF destacadas, essa configuração apresentou menor silhueta e menor cobertura. </w:t>
       </w:r>
-      <w:commentRangeStart w:id="8"/>
+      <w:commentRangeStart w:id="7"/>
       <w:r>
         <w:rPr>
           <w:lang w:val="pt-BR"/>
         </w:rPr>
         <w:t>Na inspeção exploratória realizada no Excel</w:t>
       </w:r>
-      <w:commentRangeEnd w:id="8"/>
+      <w:commentRangeEnd w:id="7"/>
       <w:r>
         <w:rPr>
           <w:rStyle w:val="CommentReference"/>
@@ -8507,7 +8560,7 @@
           <w:szCs w:val="24"/>
           <w:lang w:val="pt-BR"/>
         </w:rPr>
-        <w:commentReference w:id="8"/>
+        <w:commentReference w:id="7"/>
       </w:r>
       <w:r>
         <w:rPr>
@@ -8541,13 +8594,12 @@
         <w:rPr>
           <w:lang w:val="pt-BR"/>
         </w:rPr>
-        <w:t xml:space="preserve">A Figura 8 apresenta a projeção da configuração MPNet destacada. Os grupos aparecem como regiões compactas, distribuídas por toda a projeção, enquanto a maior parte das descrições permanece como ruído.</w:t>
+        <w:t>A Figura 8 apresenta a projeção da configuração MPNet destacada. Os grupos aparecem como regiões compactas, distribuídas por toda a projeção, enquanto a maior parte das descrições permanece como ruído.</w:t>
       </w:r>
     </w:p>
     <w:p>
       <w:pPr>
         <w:pStyle w:val="Caption1"/>
-        <w:keepNext/>
         <w:spacing w:before="200" w:line="240" w:lineRule="auto"/>
         <w:rPr>
           <w:lang w:val="pt-BR"/>
@@ -8557,13 +8609,13 @@
         <w:rPr>
           <w:lang w:val="pt-BR"/>
         </w:rPr>
-        <w:t xml:space="preserve">Figura 8 - Projeção t-SNE da configuração MPNet com HDBSCAN destacada (min_cluster_size igual a cinco e min_samples igual a dez)</w:t>
+        <w:lastRenderedPageBreak/>
+        <w:t>Figura 8 - Projeção t-SNE da configuração MPNet com HDBSCAN destacada (min_cluster_size igual a cinco e min_samples igual a dez)</w:t>
       </w:r>
     </w:p>
     <w:p>
       <w:pPr>
         <w:pStyle w:val="figure"/>
-        <w:keepNext/>
         <w:spacing w:before="0" w:beforeAutospacing="0" w:after="120" w:afterAutospacing="0" w:line="360" w:lineRule="auto"/>
         <w:rPr>
           <w:lang w:val="pt-BR"/>
@@ -8575,9 +8627,9 @@
           <w:lang w:val="pt-BR"/>
         </w:rPr>
         <w:drawing>
-          <wp:inline distT="0" distB="0" distL="0" distR="0">
-            <wp:extent cx="5400000" cy="3706364"/>
-            <wp:effectExtent l="0" t="0" r="0" b="0"/>
+          <wp:inline distT="0" distB="0" distL="0" distR="0" wp14:anchorId="3DD72AEE" wp14:editId="248F6944">
+            <wp:extent cx="4134679" cy="2837893"/>
+            <wp:effectExtent l="0" t="0" r="0" b="635"/>
             <wp:docPr id="106" name="Picture 106" descr="Projeção t-SNE da configuração MPNet com HDBSCAN destacada (min_cluster_size igual a cinco e min_samples igual a dez)"/>
             <wp:cNvGraphicFramePr>
               <a:graphicFrameLocks xmlns:a="http://schemas.openxmlformats.org/drawingml/2006/main" noChangeAspect="1"/>
@@ -8592,7 +8644,7 @@
                     </pic:cNvPicPr>
                   </pic:nvPicPr>
                   <pic:blipFill>
-                    <a:blip r:embed="rId106"/>
+                    <a:blip r:embed="rId17"/>
                     <a:srcRect/>
                     <a:stretch>
                       <a:fillRect/>
@@ -8601,7 +8653,7 @@
                   <pic:spPr bwMode="auto">
                     <a:xfrm>
                       <a:off x="0" y="0"/>
-                      <a:ext cx="5400000" cy="3706364"/>
+                      <a:ext cx="4140243" cy="2841712"/>
                     </a:xfrm>
                     <a:prstGeom prst="rect">
                       <a:avLst/>
@@ -8622,12 +8674,15 @@
       <w:pPr>
         <w:pStyle w:val="source"/>
         <w:spacing w:before="80" w:after="200" w:line="240" w:lineRule="auto"/>
-      </w:pPr>
-      <w:r>
-        <w:rPr>
-          <w:lang w:val="pt-BR"/>
-        </w:rPr>
-        <w:t xml:space="preserve">Fonte: Elaborado pelo autor. Projeção t-SNE de uma amostra de 5.000 descrições; ruído em cinza; as cores se repetem a cada 20 clusters. As quantidades visíveis na projeção podem diferir das da Tabela 4, calculadas sobre 20.000 descrições.</w:t>
+        <w:rPr>
+          <w:lang w:val="pt-BR"/>
+        </w:rPr>
+      </w:pPr>
+      <w:r>
+        <w:rPr>
+          <w:lang w:val="pt-BR"/>
+        </w:rPr>
+        <w:t>Fonte: Elaborado pelo autor. Projeção t-SNE de uma amostra de 5.000 descrições; ruído em cinza; as cores se repetem a cada 20 clusters. As quantidades visíveis na projeção podem diferir das da Tabela 4, calculadas sobre 20.000 descrições.</w:t>
       </w:r>
     </w:p>
     <w:p>
@@ -8672,8 +8727,38 @@
         <w:rPr>
           <w:lang w:val="pt-BR"/>
         </w:rPr>
+        <w:t>A combinação incluiu uma parcela maior de descrições do que a configuração MPNet destacada, mas apresentou silhueta inferior. Em comparação com a primeira configuração TF-IDF com HDBSCAN, apresentou tanto menor silhueta quanto menor cobertura, além de maior quantidade de clusters. A representação híbrida, portanto, não resultou em melhora simultânea desses indicadores nas configurações que lideraram os respectivos rankings.</w:t>
+      </w:r>
+    </w:p>
+    <w:p>
+      <w:pPr>
+        <w:pStyle w:val="NormalWeb"/>
+        <w:rPr>
+          <w:lang w:val="pt-BR"/>
+        </w:rPr>
+      </w:pPr>
+      <w:r>
+        <w:rPr>
+          <w:lang w:val="pt-BR"/>
+        </w:rPr>
+        <w:t>O resultado também mostra que a combinação das representações não resolveu automaticamente a fragmentação observada. A contribuição semântica dos embeddings na solução híbrida ainda depende de uma análise do conteúdo dos grupos, que não foi concluída nesta etapa.</w:t>
+      </w:r>
+    </w:p>
+    <w:p>
+      <w:pPr>
+        <w:pStyle w:val="Heading2"/>
+        <w:rPr>
+          <w:rFonts w:eastAsia="Times New Roman"/>
+          <w:lang w:val="pt-BR"/>
+        </w:rPr>
+      </w:pPr>
+      <w:r>
+        <w:rPr>
+          <w:rFonts w:eastAsia="Times New Roman"/>
+          <w:lang w:val="pt-BR"/>
+        </w:rPr>
         <w:lastRenderedPageBreak/>
-        <w:t>A combinação incluiu uma parcela maior de descrições do que a configuração MPNet destacada, mas apresentou silhueta inferior. Em comparação com a primeira configuração TF-IDF com HDBSCAN, apresentou tanto menor silhueta quanto menor cobertura, além de maior quantidade de clusters. A representação híbrida, portanto, não resultou em melhora simultânea desses indicadores nas configurações que lideraram os respectivos rankings.</w:t>
+        <w:t>5.5 Inspeção dos agrupamentos e testes do protótipo</w:t>
       </w:r>
     </w:p>
     <w:p>
@@ -8687,23 +8772,7 @@
         <w:rPr>
           <w:lang w:val="pt-BR"/>
         </w:rPr>
-        <w:t>O resultado também mostra que a combinação das representações não resolveu automaticamente a fragmentação observada. A contribuição semântica dos embeddings na solução híbrida ainda depende de uma análise do conteúdo dos grupos, que não foi concluída nesta etapa.</w:t>
-      </w:r>
-    </w:p>
-    <w:p>
-      <w:pPr>
-        <w:pStyle w:val="Heading2"/>
-        <w:rPr>
-          <w:rFonts w:eastAsia="Times New Roman"/>
-          <w:lang w:val="pt-BR"/>
-        </w:rPr>
-      </w:pPr>
-      <w:r>
-        <w:rPr>
-          <w:rFonts w:eastAsia="Times New Roman"/>
-          <w:lang w:val="pt-BR"/>
-        </w:rPr>
-        <w:t>5.5 Inspeção dos agrupamentos e testes do protótipo</w:t>
+        <w:t>Os arquivos de atribuições permitiram consultar as descrições associadas a cada cluster e organizar sua visualização em tabelas dinâmicas do Excel. Essa inspeção apoiou a seleção de configurações com quantidade de grupos considerada mais adequada ao aprofundamento da análise e possibilitou a observação exploratória de diferenças de coerência semântica entre as representações.</w:t>
       </w:r>
     </w:p>
     <w:p>
@@ -8717,7 +8786,7 @@
         <w:rPr>
           <w:lang w:val="pt-BR"/>
         </w:rPr>
-        <w:t>Os arquivos de atribuições permitiram consultar as descrições associadas a cada cluster e organizar sua visualização em tabelas dinâmicas do Excel. Essa inspeção apoiou a seleção de configurações com quantidade de grupos considerada mais adequada ao aprofundamento da análise e possibilitou a observação exploratória de diferenças de coerência semântica entre as representações.</w:t>
+        <w:t>Até esta etapa, não foi estabelecido um conjunto consolidado de categorias específicas nem um mapeamento definitivo entre identificadores de cluster e nomes de categorias. A reunião de clusters semelhantes em uma mesma categoria, a análise das atribuições individuais e o tratamento de descrições ambíguas permanecem em desenvolvimento.</w:t>
       </w:r>
     </w:p>
     <w:p>
@@ -8731,7 +8800,7 @@
         <w:rPr>
           <w:lang w:val="pt-BR"/>
         </w:rPr>
-        <w:t>Até esta etapa, não foi estabelecido um conjunto consolidado de categorias específicas nem um mapeamento definitivo entre identificadores de cluster e nomes de categorias. A reunião de clusters semelhantes em uma mesma categoria, a análise das atribuições individuais e o tratamento de descrições ambíguas permanecem em desenvolvimento.</w:t>
+        <w:t>O notebook de consulta possibilitou testar manualmente algumas descrições e recuperar exemplos de um agrupamento. Esses testes demonstram o funcionamento parcial do mecanismo de consulta, mas não constituem uma avaliação da categorização. Também foi registrada uma limitação para entradas curtas: a descrição “pao”, consultada com um vocabulário baseado em n-gramas de pelo menos duas palavras, não produziu atributos TF-IDF válidos. Nesse caso, a execução apresentou uma mensagem de erro, sem atribuir um grupo.</w:t>
       </w:r>
     </w:p>
     <w:p>
@@ -8741,28 +8810,14 @@
           <w:lang w:val="pt-BR"/>
         </w:rPr>
       </w:pPr>
-      <w:r>
-        <w:rPr>
-          <w:lang w:val="pt-BR"/>
-        </w:rPr>
-        <w:t>O notebook de consulta possibilitou testar manualmente algumas descrições e recuperar exemplos de um agrupamento. Esses testes demonstram o funcionamento parcial do mecanismo de consulta, mas não constituem uma avaliação da categorização. Também foi registrada uma limitação para entradas curtas: a descrição “pao”, consultada com um vocabulário baseado em n-gramas de pelo menos duas palavras, não produziu atributos TF-IDF válidos. Nesse caso, a execução apresentou uma mensagem de erro, sem atribuir um grupo.</w:t>
-      </w:r>
-    </w:p>
-    <w:p>
-      <w:pPr>
-        <w:pStyle w:val="NormalWeb"/>
-        <w:rPr>
-          <w:lang w:val="pt-BR"/>
-        </w:rPr>
-      </w:pPr>
-      <w:commentRangeStart w:id="9"/>
+      <w:commentRangeStart w:id="8"/>
       <w:r>
         <w:rPr>
           <w:lang w:val="pt-BR"/>
         </w:rPr>
         <w:t>A reserva de 300 descrições não foi avaliada com rótulos humanos.</w:t>
       </w:r>
-      <w:commentRangeEnd w:id="9"/>
+      <w:commentRangeEnd w:id="8"/>
       <w:r>
         <w:rPr>
           <w:rStyle w:val="CommentReference"/>
@@ -8770,7 +8825,7 @@
           <w:szCs w:val="24"/>
           <w:lang w:val="pt-BR"/>
         </w:rPr>
-        <w:commentReference w:id="9"/>
+        <w:commentReference w:id="8"/>
       </w:r>
       <w:r>
         <w:rPr>
@@ -8792,49 +8847,49 @@
           <w:rFonts w:eastAsia="Times New Roman"/>
           <w:lang w:val="pt-BR"/>
         </w:rPr>
+        <w:t>5.6 Discussão dos resultados e limitações</w:t>
+      </w:r>
+    </w:p>
+    <w:p>
+      <w:pPr>
+        <w:pStyle w:val="NormalWeb"/>
+        <w:rPr>
+          <w:lang w:val="pt-BR"/>
+        </w:rPr>
+      </w:pPr>
+      <w:r>
+        <w:rPr>
+          <w:lang w:val="pt-BR"/>
+        </w:rPr>
+        <w:t>Os experimentos mostraram que a escolha do algoritmo precisa considerar mais do que o maior valor de silhueta. O K-Means atribuiu todas as descrições, mas os melhores valores observados ficaram próximos de 0,21 com TF-IDF e 0,12 com embeddings. O DBSCAN identificou grupos com silhueta elevada nas configurações destacadas, ao custo de deixar uma parcela importante dos dados sem agrupamento.</w:t>
+      </w:r>
+    </w:p>
+    <w:p>
+      <w:pPr>
+        <w:pStyle w:val="NormalWeb"/>
+        <w:rPr>
+          <w:lang w:val="pt-BR"/>
+        </w:rPr>
+      </w:pPr>
+      <w:r>
+        <w:rPr>
+          <w:lang w:val="pt-BR"/>
+        </w:rPr>
+        <w:t>O HDBSCAN ofereceu alternativas de interesse para prosseguir com a investigação, especialmente as soluções TF-IDF com 101 e 381 clusters. Essa avaliação se apoia no compromisso observado entre separação, cobertura e quantidade de grupos, além da inspeção exploratória. Ela não estabelece superioridade em todos os indicadores, e as proporções de ruído dessas alternativas continuam limitando seu alcance.</w:t>
+      </w:r>
+    </w:p>
+    <w:p>
+      <w:pPr>
+        <w:pStyle w:val="NormalWeb"/>
+        <w:rPr>
+          <w:lang w:val="pt-BR"/>
+        </w:rPr>
+      </w:pPr>
+      <w:r>
+        <w:rPr>
+          <w:lang w:val="pt-BR"/>
+        </w:rPr>
         <w:lastRenderedPageBreak/>
-        <w:t>5.6 Discussão dos resultados e limitações</w:t>
-      </w:r>
-    </w:p>
-    <w:p>
-      <w:pPr>
-        <w:pStyle w:val="NormalWeb"/>
-        <w:rPr>
-          <w:lang w:val="pt-BR"/>
-        </w:rPr>
-      </w:pPr>
-      <w:r>
-        <w:rPr>
-          <w:lang w:val="pt-BR"/>
-        </w:rPr>
-        <w:t>Os experimentos mostraram que a escolha do algoritmo precisa considerar mais do que o maior valor de silhueta. O K-Means atribuiu todas as descrições, mas os melhores valores observados ficaram próximos de 0,21 com TF-IDF e 0,12 com embeddings. O DBSCAN identificou grupos com silhueta elevada nas configurações destacadas, ao custo de deixar uma parcela importante dos dados sem agrupamento.</w:t>
-      </w:r>
-    </w:p>
-    <w:p>
-      <w:pPr>
-        <w:pStyle w:val="NormalWeb"/>
-        <w:rPr>
-          <w:lang w:val="pt-BR"/>
-        </w:rPr>
-      </w:pPr>
-      <w:r>
-        <w:rPr>
-          <w:lang w:val="pt-BR"/>
-        </w:rPr>
-        <w:t>O HDBSCAN ofereceu alternativas de interesse para prosseguir com a investigação, especialmente as soluções TF-IDF com 101 e 381 clusters. Essa avaliação se apoia no compromisso observado entre separação, cobertura e quantidade de grupos, além da inspeção exploratória. Ela não estabelece superioridade em todos os indicadores, e as proporções de ruído dessas alternativas continuam limitando seu alcance.</w:t>
-      </w:r>
-    </w:p>
-    <w:p>
-      <w:pPr>
-        <w:pStyle w:val="NormalWeb"/>
-        <w:rPr>
-          <w:lang w:val="pt-BR"/>
-        </w:rPr>
-      </w:pPr>
-      <w:r>
-        <w:rPr>
-          <w:lang w:val="pt-BR"/>
-        </w:rPr>
         <w:t>A presença de vetores nulos constitui uma limitação relevante dos resultados baseados em TF-IDF. Na candidata A, mais da metade das descrições não foi representada por atributos. A revisão do conteúdo dos clusters e do ruído deverá considerar esse diagnóstico para distinguir dificuldades do agrupamento de perdas de informação decorrentes do vocabulário.</w:t>
       </w:r>
     </w:p>
@@ -9297,7 +9352,7 @@
           <w:lang w:val="pt-BR"/>
         </w:rPr>
       </w:pPr>
-      <w:commentRangeStart w:id="10"/>
+      <w:commentRangeStart w:id="9"/>
       <w:r>
         <w:rPr>
           <w:rFonts w:eastAsia="Times New Roman"/>
@@ -9305,7 +9360,7 @@
         </w:rPr>
         <w:t>Embeddings de sentenças e modelo multilíngue</w:t>
       </w:r>
-      <w:commentRangeEnd w:id="10"/>
+      <w:commentRangeEnd w:id="9"/>
       <w:r>
         <w:rPr>
           <w:rStyle w:val="CommentReference"/>
@@ -9314,7 +9369,7 @@
           <w:szCs w:val="24"/>
           <w:lang w:val="pt-BR"/>
         </w:rPr>
-        <w:commentReference w:id="10"/>
+        <w:commentReference w:id="9"/>
       </w:r>
     </w:p>
     <w:p>
@@ -9367,7 +9422,7 @@
           <w:lang w:val="pt-BR"/>
         </w:rPr>
       </w:pPr>
-      <w:commentRangeStart w:id="11"/>
+      <w:commentRangeStart w:id="10"/>
       <w:r>
         <w:rPr>
           <w:rFonts w:eastAsia="Times New Roman"/>
@@ -9375,7 +9430,7 @@
         </w:rPr>
         <w:t>Avaliação dos agrupamentos</w:t>
       </w:r>
-      <w:commentRangeEnd w:id="11"/>
+      <w:commentRangeEnd w:id="10"/>
       <w:r>
         <w:rPr>
           <w:rStyle w:val="CommentReference"/>
@@ -9384,7 +9439,7 @@
           <w:szCs w:val="24"/>
           <w:lang w:val="pt-BR"/>
         </w:rPr>
-        <w:commentReference w:id="11"/>
+        <w:commentReference w:id="10"/>
       </w:r>
     </w:p>
     <w:p>
@@ -9398,7 +9453,7 @@
         <w:rPr>
           <w:lang w:val="pt-BR"/>
         </w:rPr>
-        <w:t xml:space="preserve">Na ausência de rótulos de referência, a avaliação interna examina relações entre os vetores e as atribuições produzidas pelo algoritmo. O coeficiente de silhueta considera a distância média de uma observação aos elementos de seu próprio cluster e a menor distância média aos elementos de outro cluster. A medida subtrai a primeira distância da segunda e divide o resultado pela maior delas. Seu valor varia de menos um a um; valores positivos elevados indicam maior separação segundo a distância adotada, enquanto valores próximos de zero indicam menor distinção entre grupos (Scikit-learn Developers, 2026c).</w:t>
+        <w:t>Na ausência de rótulos de referência, a avaliação interna examina relações entre os vetores e as atribuições produzidas pelo algoritmo. O coeficiente de silhueta considera a distância média de uma observação aos elementos de seu próprio cluster e a menor distância média aos elementos de outro cluster. A medida subtrai a primeira distância da segunda e divide o resultado pela maior delas. Seu valor varia de menos um a um; valores positivos elevados indicam maior separação segundo a distância adotada, enquanto valores próximos de zero indicam menor distinção entre grupos (Scikit-learn Developers, 2026c).</w:t>
       </w:r>
     </w:p>
     <w:p>
@@ -9489,12 +9544,12 @@
       </w:r>
     </w:p>
     <w:sectPr>
-      <w:headerReference w:type="even" r:id="rId11"/>
-      <w:headerReference w:type="default" r:id="rId12"/>
-      <w:footerReference w:type="even" r:id="rId13"/>
-      <w:footerReference w:type="default" r:id="rId14"/>
-      <w:headerReference w:type="first" r:id="rId15"/>
-      <w:footerReference w:type="first" r:id="rId16"/>
+      <w:headerReference w:type="even" r:id="rId18"/>
+      <w:headerReference w:type="default" r:id="rId19"/>
+      <w:footerReference w:type="even" r:id="rId20"/>
+      <w:footerReference w:type="default" r:id="rId21"/>
+      <w:headerReference w:type="first" r:id="rId22"/>
+      <w:footerReference w:type="first" r:id="rId23"/>
       <w:pgSz w:w="11906" w:h="16838"/>
       <w:pgMar w:top="1701" w:right="1134" w:bottom="1134" w:left="1701" w:header="567" w:footer="567" w:gutter="0"/>
       <w:cols w:space="720"/>
@@ -9586,7 +9641,7 @@
       </w:r>
     </w:p>
   </w:comment>
-  <w:comment w:id="5" w:author="Revisão do texto" w:date="2026-10-25T12:16:00Z" w:initials="RT">
+  <w:comment w:id="5" w:author="Samuel Simão" w:date="2026-10-26T10:00:00Z" w:initials="SS">
     <w:p>
       <w:pPr>
         <w:pStyle w:val="CommentText"/>
@@ -9598,11 +9653,11 @@
         <w:annotationRef/>
       </w:r>
       <w:r>
-        <w:t>Antes da avaliação, alinhar o artefato utilizado pelo protótipo e o tratamento da entrada à configuração selecionada. O notebook de consulta atual não comprova a categorização pelo modelo final.</w:t>
+        <w:t>Não citar a data</w:t>
       </w:r>
     </w:p>
   </w:comment>
-  <w:comment w:id="6" w:author="Samuel Simão" w:date="2026-10-26T10:00:00Z" w:initials="SS">
+  <w:comment w:id="6" w:author="Revisão do texto" w:date="2026-10-25T12:16:00Z" w:initials="RT">
     <w:p>
       <w:pPr>
         <w:pStyle w:val="CommentText"/>
@@ -9614,7 +9669,7 @@
         <w:annotationRef/>
       </w:r>
       <w:r>
-        <w:t>Não citar a data</w:t>
+        <w:t>Após a revisão dos assignments, documentar exemplos dos grupos e do ruído. A candidata A tem muitos vetores nulos; a seleção ainda exige comparar o conteúdo dos clusters.</w:t>
       </w:r>
     </w:p>
   </w:comment>
@@ -9630,7 +9685,7 @@
         <w:annotationRef/>
       </w:r>
       <w:r>
-        <w:t>Após a revisão dos assignments, documentar exemplos dos grupos e do ruído. A candidata A tem muitos vetores nulos; a seleção ainda exige comparar o conteúdo dos clusters.</w:t>
+        <w:t>Observação relatada pelo autor. Complementar posteriormente com exemplos reais e critérios de julgamento, preservando a diferença entre impressão exploratória e avaliação sistemática.</w:t>
       </w:r>
     </w:p>
   </w:comment>
@@ -9646,7 +9701,7 @@
         <w:annotationRef/>
       </w:r>
       <w:r>
-        <w:t>Observação relatada pelo autor. Complementar posteriormente com exemplos reais e critérios de julgamento, preservando a diferença entre impressão exploratória e avaliação sistemática.</w:t>
+        <w:t>Etapa pendente. Depois de definir as categorias e a configuração final, documentar a anotação das descrições reservadas e a avaliação das novas entradas.</w:t>
       </w:r>
     </w:p>
   </w:comment>
@@ -9662,27 +9717,11 @@
         <w:annotationRef/>
       </w:r>
       <w:r>
-        <w:t>Etapa pendente. Depois de definir as categorias e a configuração final, documentar a anotação das descrições reservadas e a avaliação das novas entradas.</w:t>
+        <w:t>Texto de substituição para a subseção correspondente do referencial. Corrige a associação automática do identificador do modelo à arquitetura MPNet original. As demais partes do referencial e os objetivos não foram reescritos neste arquivo.</w:t>
       </w:r>
     </w:p>
   </w:comment>
   <w:comment w:id="10" w:author="Revisão do texto" w:date="2026-10-25T12:16:00Z" w:initials="RT">
-    <w:p>
-      <w:pPr>
-        <w:pStyle w:val="CommentText"/>
-      </w:pPr>
-      <w:r>
-        <w:rPr>
-          <w:rStyle w:val="CommentReference"/>
-        </w:rPr>
-        <w:annotationRef/>
-      </w:r>
-      <w:r>
-        <w:t>Texto de substituição para a subseção correspondente do referencial. Corrige a associação automática do identificador do modelo à arquitetura MPNet original. As demais partes do referencial e os objetivos não foram reescritos neste arquivo.</w:t>
-      </w:r>
-    </w:p>
-  </w:comment>
-  <w:comment w:id="11" w:author="Revisão do texto" w:date="2026-10-25T12:16:00Z" w:initials="RT">
     <w:p>
       <w:pPr>
         <w:pStyle w:val="CommentText"/>
@@ -9703,13 +9742,12 @@
 
 <file path=word/commentsExtended.xml><?xml version="1.0" encoding="utf-8"?>
 <w15:commentsEx xmlns:wpc="http://schemas.microsoft.com/office/word/2010/wordprocessingCanvas" xmlns:cx="http://schemas.microsoft.com/office/drawing/2014/chartex" xmlns:cx1="http://schemas.microsoft.com/office/drawing/2015/9/8/chartex" xmlns:cx2="http://schemas.microsoft.com/office/drawing/2015/10/21/chartex" xmlns:cx3="http://schemas.microsoft.com/office/drawing/2016/5/9/chartex" xmlns:cx4="http://schemas.microsoft.com/office/drawing/2016/5/10/chartex" xmlns:cx5="http://schemas.microsoft.com/office/drawing/2016/5/11/chartex" xmlns:cx6="http://schemas.microsoft.com/office/drawing/2016/5/12/chartex" xmlns:cx7="http://schemas.microsoft.com/office/drawing/2016/5/13/chartex" xmlns:cx8="http://schemas.microsoft.com/office/drawing/2016/5/14/chartex" xmlns:mc="http://schemas.openxmlformats.org/markup-compatibility/2006" xmlns:aink="http://schemas.microsoft.com/office/drawing/2016/ink" xmlns:am3d="http://schemas.microsoft.com/office/drawing/2017/model3d" xmlns:o="urn:schemas-microsoft-com:office:office" xmlns:oel="http://schemas.microsoft.com/office/2019/extlst" xmlns:r="http://schemas.openxmlformats.org/officeDocument/2006/relationships" xmlns:m="http://schemas.openxmlformats.org/officeDocument/2006/math" xmlns:v="urn:schemas-microsoft-com:vml" xmlns:wp14="http://schemas.microsoft.com/office/word/2010/wordprocessingDrawing" xmlns:wp="http://schemas.openxmlformats.org/drawingml/2006/wordprocessingDrawing" xmlns:w10="urn:schemas-microsoft-com:office:word" xmlns:w="http://schemas.openxmlformats.org/wordprocessingml/2006/main" xmlns:w14="http://schemas.microsoft.com/office/word/2010/wordml" xmlns:w15="http://schemas.microsoft.com/office/word/2012/wordml" xmlns:w16cex="http://schemas.microsoft.com/office/word/2018/wordml/cex" xmlns:w16cid="http://schemas.microsoft.com/office/word/2016/wordml/cid" xmlns:w16="http://schemas.microsoft.com/office/word/2018/wordml" xmlns:w16du="http://schemas.microsoft.com/office/word/2023/wordml/word16du" xmlns:w16sdtdh="http://schemas.microsoft.com/office/word/2020/wordml/sdtdatahash" xmlns:w16sdtfl="http://schemas.microsoft.com/office/word/2024/wordml/sdtformatlock" xmlns:w16se="http://schemas.microsoft.com/office/word/2015/wordml/symex" xmlns:wpg="http://schemas.microsoft.com/office/word/2010/wordprocessingGroup" xmlns:wpi="http://schemas.microsoft.com/office/word/2010/wordprocessingInk" xmlns:wne="http://schemas.microsoft.com/office/word/2006/wordml" xmlns:wps="http://schemas.microsoft.com/office/word/2010/wordprocessingShape" mc:Ignorable="w14 w15 w16se w16cid w16 w16cex w16sdtdh w16sdtfl w16du wp14">
-  <w15:commentEx w15:paraId="70E84F60" w15:done="0"/>
-  <w15:commentEx w15:paraId="2B2AF161" w15:done="0"/>
-  <w15:commentEx w15:paraId="4C6AD302" w15:done="0"/>
+  <w15:commentEx w15:paraId="70E84F60" w15:done="1"/>
+  <w15:commentEx w15:paraId="2B2AF161" w15:done="1"/>
+  <w15:commentEx w15:paraId="4C6AD302" w15:done="1"/>
   <w15:commentEx w15:paraId="5285D137" w15:done="0"/>
   <w15:commentEx w15:paraId="0DF9B529" w15:paraIdParent="5285D137" w15:done="0"/>
-  <w15:commentEx w15:paraId="1F888F09" w15:done="0"/>
-  <w15:commentEx w15:paraId="51A8F176" w15:done="0"/>
+  <w15:commentEx w15:paraId="51A8F176" w15:done="1"/>
   <w15:commentEx w15:paraId="3C7FD959" w15:done="0"/>
   <w15:commentEx w15:paraId="09450348" w15:done="0"/>
   <w15:commentEx w15:paraId="3305BF40" w15:done="0"/>
@@ -9725,7 +9763,6 @@
   <w16cex:commentExtensible w16cex:durableId="2789595A" w16cex:dateUtc="2026-10-26T12:52:00Z"/>
   <w16cex:commentExtensible w16cex:durableId="6DE420AF" w16cex:dateUtc="2026-10-26T13:04:00Z"/>
   <w16cex:commentExtensible w16cex:durableId="6211B0B3" w16cex:dateUtc="2026-10-26T13:06:00Z"/>
-  <w16cex:commentExtensible w16cex:durableId="779B2FEB" w16cex:dateUtc="2026-10-25T15:16:00Z"/>
   <w16cex:commentExtensible w16cex:durableId="518D66ED" w16cex:dateUtc="2026-10-26T13:00:00Z"/>
   <w16cex:commentExtensible w16cex:durableId="2A13AC7A" w16cex:dateUtc="2026-10-25T15:16:00Z"/>
   <w16cex:commentExtensible w16cex:durableId="72527409" w16cex:dateUtc="2026-10-25T15:16:00Z"/>
@@ -9742,7 +9779,6 @@
   <w16cid:commentId w16cid:paraId="4C6AD302" w16cid:durableId="2789595A"/>
   <w16cid:commentId w16cid:paraId="5285D137" w16cid:durableId="6DE420AF"/>
   <w16cid:commentId w16cid:paraId="0DF9B529" w16cid:durableId="6211B0B3"/>
-  <w16cid:commentId w16cid:paraId="1F888F09" w16cid:durableId="779B2FEB"/>
   <w16cid:commentId w16cid:paraId="51A8F176" w16cid:durableId="518D66ED"/>
   <w16cid:commentId w16cid:paraId="3C7FD959" w16cid:durableId="2A13AC7A"/>
   <w16cid:commentId w16cid:paraId="09450348" w16cid:durableId="72527409"/>
